--- a/Joao_Costa_CV_Head_of_Product.docx
+++ b/Joao_Costa_CV_Head_of_Product.docx
@@ -128,7 +128,7 @@
           <w:szCs w:val="22"/>
           <w:rtl w:val="0"/>
         </w:rPr>
-        <w:t xml:space="preserve">Results-driven Head of Product with 10+ years of experience leading cross-functional teams and delivering high-impact B2B and B2C SaaS products across eCommerce, logistics, and marketplace platforms. Proven track record of launching products from 0-to-1, driving revenue growth, and scaling operations at high-growth startups (Glovo, Dott) and Fortune 500 companies (Nestlé). Technical background in software engineering enables deep collaboration with engineering teams on microservices architecture, APIs, and mobile applications. Strong expertise in agile methodologies, outcome-focused roadmaps, data-driven decision-making, and stakeholder management. Seeking Head of Product or Director of Product roles in US-based B2B/B2C SaaS companies.</w:t>
+        <w:t xml:space="preserve">Head of Product with 10+ years building and scaling B2B and B2C SaaS products across eCommerce, logistics, and marketplace platforms. Currently leading product for in-store logistics at Lyzer, an early-stage Logistics-as-a-Service startup where I chose to go deeper into operational product-building and team leadership. Previously took Glovo’s grocery vertical from concept to live platform in 6 months, grew order volume 19% post-launch, and managed a €150K product budget. At Dott, integrated payment systems that captured 30%+ of transaction volume and launched a digital wallet that lifted repurchase rates 4%. Drove Nestlé’s Nescafé Dolce Gusto eCommerce from 1 release/year to 1 release/month across 40+ markets. Technical foundation in software engineering (BSc Informatics) enables deep partnership with engineering on microservices, APIs, and mobile. Experienced working across distributed, multi-timezone teams (Portugal, Spain, Poland, Vietnam) with asynchronous collaboration practices. Open to US-based remote or hybrid roles in Head of Product or Director of Product capacity.</w:t>
       </w:r>
       <w:r>
         <w:rPr>
@@ -163,7 +163,7 @@
           <w:szCs w:val="24"/>
           <w:rtl w:val="0"/>
         </w:rPr>
-        <w:t xml:space="preserve">Head of Product, GlovoXL</w:t>
+        <w:t xml:space="preserve">Senior Product Manager, In-Store Logistics</w:t>
       </w:r>
       <w:r>
         <w:rPr>
@@ -185,7 +185,7 @@
           <w:szCs w:val="22"/>
           <w:rtl w:val="0"/>
         </w:rPr>
-        <w:t xml:space="preserve">Glovo  |  Porto, Portugal  |  Jan 2023 – Apr 2025</w:t>
+        <w:t xml:space="preserve">Lyzer.Tech  |  Porto, Portugal  |  Apr 2025 – Present</w:t>
       </w:r>
       <w:r>
         <w:rPr>
@@ -207,30 +207,8 @@
           <w:szCs w:val="19"/>
           <w:rtl w:val="0"/>
         </w:rPr>
-        <w:t xml:space="preserve">Glovo is a Barcelona-based quick-commerce unicorn (€2.5B valuation) operating across 25 countries with 10M+ active users. GlovoXL is Glovo's B2B SaaS vertical enabling grocery retailers to launch white-label e-commerce platforms with guaranteed on-time delivery.</w:t>
-        <w:br w:type="textWrapping"/>
-        <w:br w:type="textWrapping"/>
-      </w:r>
-      <w:r>
-        <w:rPr>
-          <w:rtl w:val="0"/>
-        </w:rPr>
-      </w:r>
-    </w:p>
-    <w:p>
-      <w:pPr>
-        <w:rPr/>
-      </w:pPr>
-      <w:r>
-        <w:rPr>
-          <w:rtl w:val="0"/>
-        </w:rPr>
-      </w:r>
-    </w:p>
-    <w:p>
-      <w:pPr>
-        <w:rPr/>
-      </w:pPr>
+        <w:t xml:space="preserve">Lyzer is an early-stage Logistics-as-a-Service platform optimizing e-commerce operations and last-mile delivery through automation. Joined to lead product from the ground up at a venture-stage company — a deliberate move to apply Head of Product experience to building a product organization and operational infrastructure from scratch, managing POs, designers, and engineering squads directly.</w:t>
+      </w:r>
       <w:r>
         <w:rPr>
           <w:rtl w:val="0"/>
@@ -277,7 +255,7 @@
           <w:vertAlign w:val="baseline"/>
           <w:rtl w:val="0"/>
         </w:rPr>
-        <w:t xml:space="preserve">Led 0-to-1 product launch, delivering MVP in 6 months and scaling to 1 retail partner in Poland, with platform designed for rapid multi-partner scaling</w:t>
+        <w:t xml:space="preserve">Rebuilt Catalog Module from the ground up, achieving 99% availability and 60% faster processing time by enabling parallel ingestion and non-blocking operations across partner catalogs</w:t>
       </w:r>
       <w:r>
         <w:rPr>
@@ -325,7 +303,7 @@
           <w:vertAlign w:val="baseline"/>
           <w:rtl w:val="0"/>
         </w:rPr>
-        <w:t xml:space="preserve">Drove 19% growth in order volume post-launch through data-driven product iterations, collaborating with Operations and Data teams to identify insights that enhanced fulfillment efficiency</w:t>
+        <w:t xml:space="preserve">Designed partner and worker onboarding SOPs to accelerate geographic expansion, reducing time-to-launch for new markets</w:t>
       </w:r>
       <w:r>
         <w:rPr>
@@ -366,14 +344,151 @@
           <w:smallCaps w:val="0"/>
           <w:strike w:val="0"/>
           <w:color w:val="000000"/>
-          <w:sz w:val="22"/>
-          <w:szCs w:val="22"/>
+          <w:sz w:val="20"/>
+          <w:szCs w:val="20"/>
           <w:u w:val="none"/>
           <w:shd w:fill="auto" w:val="clear"/>
           <w:vertAlign w:val="baseline"/>
           <w:rtl w:val="0"/>
         </w:rPr>
-        <w:t xml:space="preserve">Managed €150K annual product budget ($165K USD), optimizing spend across development, infrastructure, and vendors</w:t>
+        <w:t xml:space="preserve">Leading mobile app improvements for picking efficiency, delivering metrics-driven workflow changes that improve worker time-for-money and remove operational chokepoints</w:t>
+      </w:r>
+      <w:r>
+        <w:rPr>
+          <w:rtl w:val="0"/>
+        </w:rPr>
+      </w:r>
+    </w:p>
+    <w:p>
+      <w:pPr>
+        <w:keepNext w:val="0"/>
+        <w:keepLines w:val="0"/>
+        <w:pageBreakBefore w:val="0"/>
+        <w:widowControl w:val="1"/>
+        <w:numPr>
+          <w:ilvl w:val="0"/>
+          <w:numId w:val="1"/>
+        </w:numPr>
+        <w:pBdr>
+          <w:top w:space="0" w:sz="0" w:val="nil"/>
+          <w:left w:space="0" w:sz="0" w:val="nil"/>
+          <w:bottom w:space="0" w:sz="0" w:val="nil"/>
+          <w:right w:space="0" w:sz="0" w:val="nil"/>
+          <w:between w:space="0" w:sz="0" w:val="nil"/>
+        </w:pBdr>
+        <w:shd w:fill="auto" w:val="clear"/>
+        <w:spacing w:after="180" w:before="0" w:line="240" w:lineRule="auto"/>
+        <w:ind w:left="720" w:right="0" w:hanging="360"/>
+        <w:jc w:val="left"/>
+        <w:rPr/>
+      </w:pPr>
+      <w:r>
+        <w:rPr>
+          <w:rFonts w:ascii="Calibri" w:cs="Calibri" w:eastAsia="Calibri" w:hAnsi="Calibri"/>
+          <w:b w:val="0"/>
+          <w:bCs w:val="0"/>
+          <w:i w:val="0"/>
+          <w:iCs w:val="0"/>
+          <w:smallCaps w:val="0"/>
+          <w:strike w:val="0"/>
+          <w:color w:val="000000"/>
+          <w:sz w:val="20"/>
+          <w:szCs w:val="20"/>
+          <w:u w:val="none"/>
+          <w:shd w:fill="auto" w:val="clear"/>
+          <w:vertAlign w:val="baseline"/>
+          <w:rtl w:val="0"/>
+        </w:rPr>
+        <w:t xml:space="preserve">Directly managing 2 Product Owners, 1 designer, and an engineering squad — building the product function and establishing processes for a scaling organization</w:t>
+      </w:r>
+    </w:p>
+    <w:p>
+      <w:pPr>
+        <w:spacing w:after="60" w:before="120" w:lineRule="auto"/>
+        <w:rPr/>
+      </w:pPr>
+      <w:r>
+        <w:rPr>
+          <w:rFonts w:ascii="Calibri" w:cs="Calibri" w:eastAsia="Calibri" w:hAnsi="Calibri"/>
+          <w:b w:val="1"/>
+          <w:bCs w:val="1"/>
+          <w:color w:val="2e75b5"/>
+          <w:sz w:val="24"/>
+          <w:szCs w:val="24"/>
+          <w:rtl w:val="0"/>
+        </w:rPr>
+        <w:t xml:space="preserve">Head of Product, GlovoXL</w:t>
+      </w:r>
+      <w:r>
+        <w:rPr>
+          <w:rtl w:val="0"/>
+        </w:rPr>
+      </w:r>
+    </w:p>
+    <w:p>
+      <w:pPr>
+        <w:spacing w:after="100" w:lineRule="auto"/>
+        <w:rPr/>
+      </w:pPr>
+      <w:r>
+        <w:rPr>
+          <w:rFonts w:ascii="Calibri" w:cs="Calibri" w:eastAsia="Calibri" w:hAnsi="Calibri"/>
+          <w:b w:val="1"/>
+          <w:bCs w:val="1"/>
+          <w:sz w:val="22"/>
+          <w:szCs w:val="22"/>
+          <w:rtl w:val="0"/>
+        </w:rPr>
+        <w:t xml:space="preserve">Glovo  |  Porto, Portugal  |  Jan 2023 – Apr 2025</w:t>
+      </w:r>
+      <w:r>
+        <w:rPr>
+          <w:rtl w:val="0"/>
+        </w:rPr>
+      </w:r>
+    </w:p>
+    <w:p>
+      <w:pPr>
+        <w:spacing w:after="80" w:lineRule="auto"/>
+        <w:rPr/>
+      </w:pPr>
+      <w:r>
+        <w:rPr>
+          <w:i w:val="1"/>
+          <w:iCs w:val="1"/>
+          <w:color w:val="505050"/>
+          <w:sz w:val="19"/>
+          <w:szCs w:val="19"/>
+          <w:rtl w:val="0"/>
+        </w:rPr>
+        <w:t xml:space="preserve">Promoted from Senior Product Manager to Head of Product within 9 months. Glovo is a Barcelona-based quick-commerce unicorn (€2.5B valuation) operating across 25 countries with 10M+ active users. GlovoXL is Glovo’s B2B SaaS vertical enabling grocery retailers to launch white-label e-commerce platforms. Collaborated daily with distributed teams across Spain, Portugal, and Poland (CET/CEST timezone).</w:t>
+        <w:br w:type="textWrapping"/>
+        <w:br w:type="textWrapping"/>
+      </w:r>
+      <w:r>
+        <w:rPr>
+          <w:rtl w:val="0"/>
+        </w:rPr>
+      </w:r>
+    </w:p>
+    <w:p>
+      <w:pPr>
+        <w:rPr/>
+      </w:pPr>
+      <w:r>
+        <w:rPr>
+          <w:rtl w:val="0"/>
+        </w:rPr>
+      </w:r>
+    </w:p>
+    <w:p>
+      <w:pPr>
+        <w:rPr/>
+      </w:pPr>
+      <w:r>
+        <w:rPr>
+          <w:rtl w:val="0"/>
+        </w:rPr>
       </w:r>
     </w:p>
     <w:p>
@@ -409,14 +524,153 @@
           <w:smallCaps w:val="0"/>
           <w:strike w:val="0"/>
           <w:color w:val="000000"/>
-          <w:sz w:val="22"/>
-          <w:szCs w:val="22"/>
+          <w:sz w:val="20"/>
+          <w:szCs w:val="20"/>
           <w:u w:val="none"/>
           <w:shd w:fill="auto" w:val="clear"/>
           <w:vertAlign w:val="baseline"/>
           <w:rtl w:val="0"/>
         </w:rPr>
-        <w:t xml:space="preserve">Defined product strategy and roadmap for microservices architecture, enabling rapid feature deployment and scalability</w:t>
+        <w:t xml:space="preserve">Led 0-to-1 product launch, delivering MVP in 6 months and scaling to 1 retail partner in Poland, with platform designed for rapid multi-partner scaling</w:t>
+      </w:r>
+      <w:r>
+        <w:rPr>
+          <w:rtl w:val="0"/>
+        </w:rPr>
+      </w:r>
+    </w:p>
+    <w:p>
+      <w:pPr>
+        <w:keepNext w:val="0"/>
+        <w:keepLines w:val="0"/>
+        <w:pageBreakBefore w:val="0"/>
+        <w:widowControl w:val="1"/>
+        <w:numPr>
+          <w:ilvl w:val="0"/>
+          <w:numId w:val="1"/>
+        </w:numPr>
+        <w:pBdr>
+          <w:top w:space="0" w:sz="0" w:val="nil"/>
+          <w:left w:space="0" w:sz="0" w:val="nil"/>
+          <w:bottom w:space="0" w:sz="0" w:val="nil"/>
+          <w:right w:space="0" w:sz="0" w:val="nil"/>
+          <w:between w:space="0" w:sz="0" w:val="nil"/>
+        </w:pBdr>
+        <w:shd w:fill="auto" w:val="clear"/>
+        <w:spacing w:after="0" w:before="0" w:line="240" w:lineRule="auto"/>
+        <w:ind w:left="720" w:right="0" w:hanging="360"/>
+        <w:jc w:val="left"/>
+        <w:rPr/>
+      </w:pPr>
+      <w:r>
+        <w:rPr>
+          <w:rFonts w:ascii="Calibri" w:cs="Calibri" w:eastAsia="Calibri" w:hAnsi="Calibri"/>
+          <w:b w:val="0"/>
+          <w:bCs w:val="0"/>
+          <w:i w:val="0"/>
+          <w:iCs w:val="0"/>
+          <w:smallCaps w:val="0"/>
+          <w:strike w:val="0"/>
+          <w:color w:val="000000"/>
+          <w:sz w:val="20"/>
+          <w:szCs w:val="20"/>
+          <w:u w:val="none"/>
+          <w:shd w:fill="auto" w:val="clear"/>
+          <w:vertAlign w:val="baseline"/>
+          <w:rtl w:val="0"/>
+        </w:rPr>
+        <w:t xml:space="preserve">Grew order volume 19% in the first quarter post-launch by analyzing fulfillment data with Operations and Data Science teams, identifying delivery bottlenecks, and shipping targeted UX improvements that increased checkout conversion</w:t>
+      </w:r>
+      <w:r>
+        <w:rPr>
+          <w:rtl w:val="0"/>
+        </w:rPr>
+      </w:r>
+    </w:p>
+    <w:p>
+      <w:pPr>
+        <w:keepNext w:val="0"/>
+        <w:keepLines w:val="0"/>
+        <w:pageBreakBefore w:val="0"/>
+        <w:widowControl w:val="1"/>
+        <w:numPr>
+          <w:ilvl w:val="0"/>
+          <w:numId w:val="1"/>
+        </w:numPr>
+        <w:pBdr>
+          <w:top w:space="0" w:sz="0" w:val="nil"/>
+          <w:left w:space="0" w:sz="0" w:val="nil"/>
+          <w:bottom w:space="0" w:sz="0" w:val="nil"/>
+          <w:right w:space="0" w:sz="0" w:val="nil"/>
+          <w:between w:space="0" w:sz="0" w:val="nil"/>
+        </w:pBdr>
+        <w:shd w:fill="auto" w:val="clear"/>
+        <w:spacing w:after="0" w:before="0" w:line="240" w:lineRule="auto"/>
+        <w:ind w:left="720" w:right="0" w:hanging="360"/>
+        <w:jc w:val="left"/>
+        <w:rPr/>
+      </w:pPr>
+      <w:r>
+        <w:rPr>
+          <w:rFonts w:ascii="Calibri" w:cs="Calibri" w:eastAsia="Calibri" w:hAnsi="Calibri"/>
+          <w:b w:val="0"/>
+          <w:bCs w:val="0"/>
+          <w:i w:val="0"/>
+          <w:iCs w:val="0"/>
+          <w:smallCaps w:val="0"/>
+          <w:strike w:val="0"/>
+          <w:color w:val="000000"/>
+          <w:sz w:val="22"/>
+          <w:szCs w:val="22"/>
+          <w:u w:val="none"/>
+          <w:shd w:fill="auto" w:val="clear"/>
+          <w:vertAlign w:val="baseline"/>
+          <w:rtl w:val="0"/>
+        </w:rPr>
+        <w:t xml:space="preserve">Managed €150K annual product budget ($165K USD), optimizing spend across development, infrastructure, and vendors</w:t>
+      </w:r>
+    </w:p>
+    <w:p>
+      <w:pPr>
+        <w:keepNext w:val="0"/>
+        <w:keepLines w:val="0"/>
+        <w:pageBreakBefore w:val="0"/>
+        <w:widowControl w:val="1"/>
+        <w:numPr>
+          <w:ilvl w:val="0"/>
+          <w:numId w:val="1"/>
+        </w:numPr>
+        <w:pBdr>
+          <w:top w:space="0" w:sz="0" w:val="nil"/>
+          <w:left w:space="0" w:sz="0" w:val="nil"/>
+          <w:bottom w:space="0" w:sz="0" w:val="nil"/>
+          <w:right w:space="0" w:sz="0" w:val="nil"/>
+          <w:between w:space="0" w:sz="0" w:val="nil"/>
+        </w:pBdr>
+        <w:shd w:fill="auto" w:val="clear"/>
+        <w:spacing w:after="0" w:before="0" w:line="240" w:lineRule="auto"/>
+        <w:ind w:left="720" w:right="0" w:hanging="360"/>
+        <w:jc w:val="left"/>
+        <w:rPr/>
+      </w:pPr>
+      <w:r>
+        <w:rPr>
+          <w:rFonts w:ascii="Calibri" w:cs="Calibri" w:eastAsia="Calibri" w:hAnsi="Calibri"/>
+          <w:b w:val="0"/>
+          <w:bCs w:val="0"/>
+          <w:i w:val="0"/>
+          <w:iCs w:val="0"/>
+          <w:smallCaps w:val="0"/>
+          <w:strike w:val="0"/>
+          <w:color w:val="000000"/>
+          <w:sz w:val="22"/>
+          <w:szCs w:val="22"/>
+          <w:u w:val="none"/>
+          <w:shd w:fill="auto" w:val="clear"/>
+          <w:vertAlign w:val="baseline"/>
+          <w:rtl w:val="0"/>
+        </w:rPr>
+        <w:t xml:space="preserve">Architected microservices-based platform strategy that reduced feature deployment cycles from weeks to days, enabling the team to ship 3x more experiments per quarter</w:t>
       </w:r>
     </w:p>
     <w:p>
@@ -459,7 +713,7 @@
           <w:vertAlign w:val="baseline"/>
           <w:rtl w:val="0"/>
         </w:rPr>
-        <w:t xml:space="preserve">Ensured comprehensive E2E testing and documentation, enabling fast partner onboarding and reducing integration time by 40%</w:t>
+        <w:t xml:space="preserve">Built comprehensive E2E testing suite and API documentation that cut partner integration time from 10 weeks to 6 weeks (40% reduction), measured from contract signing to first live transaction</w:t>
       </w:r>
     </w:p>
     <w:p>
@@ -715,7 +969,7 @@
           <w:vertAlign w:val="baseline"/>
           <w:rtl w:val="0"/>
         </w:rPr>
-        <w:t xml:space="preserve">Owned outcome-focused product roadmap, balancing innovation with operational excellence and stakeholder priorities</w:t>
+        <w:t xml:space="preserve">Prioritized outcome-driven roadmap that delivered 12 major features in 18 months, directly contributing to platform GMV growth while balancing seller and buyer needs across 50+ retail partners</w:t>
       </w:r>
     </w:p>
     <w:p>
@@ -758,7 +1012,7 @@
           <w:vertAlign w:val="baseline"/>
           <w:rtl w:val="0"/>
         </w:rPr>
-        <w:t xml:space="preserve">Improved team efficiency by 30% through implementation of agile best practices and streamlined ways of working</w:t>
+        <w:t xml:space="preserve">Increased sprint velocity by 30% over 6 months (measured via story points delivered per sprint) by restructuring ceremonies, introducing async standups, and eliminating cross-team dependency bottlenecks</w:t>
       </w:r>
     </w:p>
     <w:p>
@@ -798,7 +1052,7 @@
           <w:szCs w:val="19"/>
           <w:rtl w:val="0"/>
         </w:rPr>
-        <w:t xml:space="preserve">Nestlé (Fortune 500)  |  Barcelona, Spain  |  Nov 2017 – Dec 2018</w:t>
+        <w:t xml:space="preserve">Nestlé (Fortune 500)  |  Barcelona, Spain  |  Nov 2017 – Nov 2018</w:t>
         <w:br w:type="textWrapping"/>
         <w:t xml:space="preserve">Nestlé is a Fortune 500 global food and beverage leader (CHF 93B revenue). Nescafé Dolce Gusto is a premium coffee machine brand with direct-to-consumer eCommerce operations across 40+ markets worldwide.</w:t>
         <w:br w:type="textWrapping"/>
@@ -859,7 +1113,7 @@
           <w:vertAlign w:val="baseline"/>
           <w:rtl w:val="0"/>
         </w:rPr>
-        <w:t xml:space="preserve">Aligned global roadmap for Nescafé Dolce Gusto eCommerce platform across multiple stakeholders and markets</w:t>
+        <w:t xml:space="preserve">Unified fragmented market roadmaps into a single global product strategy for Nescafé Dolce Gusto eCommerce, reducing duplicate development efforts and accelerating feature rollout across 40+ markets</w:t>
       </w:r>
     </w:p>
     <w:p>
@@ -945,7 +1199,7 @@
           <w:vertAlign w:val="baseline"/>
           <w:rtl w:val="0"/>
         </w:rPr>
-        <w:t xml:space="preserve">Managed 3 vendor teams totaling 40 engineers, coordinating concurrent projects and ensuring alignment across markets</w:t>
+        <w:t xml:space="preserve">Coordinated 3 vendor teams (40 engineers across time zones) to deliver concurrent market launches, shipping mobile app, Salesforce integrations, and loyalty platform on schedule and within budget</w:t>
       </w:r>
     </w:p>
     <w:p>
@@ -988,7 +1242,7 @@
           <w:vertAlign w:val="baseline"/>
           <w:rtl w:val="0"/>
         </w:rPr>
-        <w:t xml:space="preserve">Led key integration projects including mobile application, Salesforce Engage, Salesforce Marketing Cloud, and loyalty platform</w:t>
+        <w:t xml:space="preserve">Delivered 4 critical integrations (mobile app, Salesforce Engage, Salesforce Marketing Cloud, loyalty platform) that enabled personalized marketing automation and increased customer lifetime value tracking across markets</w:t>
       </w:r>
     </w:p>
     <w:p>
@@ -1471,36 +1725,6 @@
           <w:rtl w:val="0"/>
         </w:rPr>
         <w:t xml:space="preserve">Atlassian Agile Project Management Professional Certificate</w:t>
-      </w:r>
-      <w:r>
-        <w:rPr>
-          <w:rtl w:val="0"/>
-        </w:rPr>
-      </w:r>
-    </w:p>
-    <w:p>
-      <w:pPr>
-        <w:rPr/>
-      </w:pPr>
-      <w:r>
-        <w:rPr>
-          <w:rFonts w:ascii="Calibri" w:cs="Calibri" w:eastAsia="Calibri" w:hAnsi="Calibri"/>
-          <w:b w:val="1"/>
-          <w:bCs w:val="1"/>
-          <w:sz w:val="22"/>
-          <w:szCs w:val="22"/>
-          <w:rtl w:val="0"/>
-        </w:rPr>
-        <w:t xml:space="preserve">Goal Setting: Objectives and Key Results (OKRs)</w:t>
-      </w:r>
-      <w:r>
-        <w:rPr>
-          <w:rFonts w:ascii="Calibri" w:cs="Calibri" w:eastAsia="Calibri" w:hAnsi="Calibri"/>
-          <w:sz w:val="22"/>
-          <w:szCs w:val="22"/>
-          <w:rtl w:val="0"/>
-        </w:rPr>
-        <w:t xml:space="preserve"> – LinkedIn Learning</w:t>
       </w:r>
       <w:r>
         <w:rPr>

--- a/Joao_Costa_CV_Head_of_Product.docx
+++ b/Joao_Costa_CV_Head_of_Product.docx
@@ -248,8 +248,6 @@
           <w:smallCaps w:val="0"/>
           <w:strike w:val="0"/>
           <w:color w:val="000000"/>
-          <w:sz w:val="20"/>
-          <w:szCs w:val="20"/>
           <w:u w:val="none"/>
           <w:shd w:fill="auto" w:val="clear"/>
           <w:vertAlign w:val="baseline"/>
@@ -296,8 +294,6 @@
           <w:smallCaps w:val="0"/>
           <w:strike w:val="0"/>
           <w:color w:val="000000"/>
-          <w:sz w:val="20"/>
-          <w:szCs w:val="20"/>
           <w:u w:val="none"/>
           <w:shd w:fill="auto" w:val="clear"/>
           <w:vertAlign w:val="baseline"/>
@@ -344,6 +340,997 @@
           <w:smallCaps w:val="0"/>
           <w:strike w:val="0"/>
           <w:color w:val="000000"/>
+          <w:u w:val="none"/>
+          <w:shd w:fill="auto" w:val="clear"/>
+          <w:vertAlign w:val="baseline"/>
+          <w:rtl w:val="0"/>
+        </w:rPr>
+        <w:t xml:space="preserve">Leading mobile app performance</w:t>
+      </w:r>
+      <w:r>
+        <w:rPr>
+          <w:rtl w:val="0"/>
+        </w:rPr>
+        <w:t xml:space="preserve">&amp;metrics reviews to </w:t>
+      </w:r>
+      <w:r>
+        <w:rPr>
+          <w:rFonts w:ascii="Calibri" w:cs="Calibri" w:eastAsia="Calibri" w:hAnsi="Calibri"/>
+          <w:b w:val="0"/>
+          <w:bCs w:val="0"/>
+          <w:i w:val="0"/>
+          <w:iCs w:val="0"/>
+          <w:smallCaps w:val="0"/>
+          <w:strike w:val="0"/>
+          <w:color w:val="000000"/>
+          <w:u w:val="none"/>
+          <w:shd w:fill="auto" w:val="clear"/>
+          <w:vertAlign w:val="baseline"/>
+          <w:rtl w:val="0"/>
+        </w:rPr>
+        <w:t xml:space="preserve">improve picking efficiency </w:t>
+      </w:r>
+      <w:r>
+        <w:rPr>
+          <w:rtl w:val="0"/>
+        </w:rPr>
+        <w:t xml:space="preserve">through</w:t>
+      </w:r>
+      <w:r>
+        <w:rPr>
+          <w:rFonts w:ascii="Calibri" w:cs="Calibri" w:eastAsia="Calibri" w:hAnsi="Calibri"/>
+          <w:b w:val="0"/>
+          <w:bCs w:val="0"/>
+          <w:i w:val="0"/>
+          <w:iCs w:val="0"/>
+          <w:smallCaps w:val="0"/>
+          <w:strike w:val="0"/>
+          <w:color w:val="000000"/>
+          <w:u w:val="none"/>
+          <w:shd w:fill="auto" w:val="clear"/>
+          <w:vertAlign w:val="baseline"/>
+          <w:rtl w:val="0"/>
+        </w:rPr>
+        <w:t xml:space="preserve"> </w:t>
+      </w:r>
+      <w:r>
+        <w:rPr>
+          <w:rtl w:val="0"/>
+        </w:rPr>
+        <w:t xml:space="preserve">quick-win projects</w:t>
+      </w:r>
+      <w:r>
+        <w:rPr>
+          <w:rFonts w:ascii="Calibri" w:cs="Calibri" w:eastAsia="Calibri" w:hAnsi="Calibri"/>
+          <w:b w:val="0"/>
+          <w:bCs w:val="0"/>
+          <w:i w:val="0"/>
+          <w:iCs w:val="0"/>
+          <w:smallCaps w:val="0"/>
+          <w:strike w:val="0"/>
+          <w:color w:val="000000"/>
+          <w:u w:val="none"/>
+          <w:shd w:fill="auto" w:val="clear"/>
+          <w:vertAlign w:val="baseline"/>
+          <w:rtl w:val="0"/>
+        </w:rPr>
+        <w:t xml:space="preserve">, delivering metrics-driven </w:t>
+      </w:r>
+      <w:r>
+        <w:rPr>
+          <w:rtl w:val="0"/>
+        </w:rPr>
+        <w:t xml:space="preserve">initiative</w:t>
+      </w:r>
+      <w:r>
+        <w:rPr>
+          <w:rFonts w:ascii="Calibri" w:cs="Calibri" w:eastAsia="Calibri" w:hAnsi="Calibri"/>
+          <w:b w:val="0"/>
+          <w:bCs w:val="0"/>
+          <w:i w:val="0"/>
+          <w:iCs w:val="0"/>
+          <w:smallCaps w:val="0"/>
+          <w:strike w:val="0"/>
+          <w:color w:val="000000"/>
+          <w:u w:val="none"/>
+          <w:shd w:fill="auto" w:val="clear"/>
+          <w:vertAlign w:val="baseline"/>
+          <w:rtl w:val="0"/>
+        </w:rPr>
+        <w:t xml:space="preserve"> changes that improve worker time-for-money and remove operational chokepoints.</w:t>
+      </w:r>
+    </w:p>
+    <w:p>
+      <w:pPr>
+        <w:spacing w:after="60" w:before="120" w:lineRule="auto"/>
+        <w:rPr>
+          <w:sz w:val="20"/>
+          <w:szCs w:val="20"/>
+        </w:rPr>
+      </w:pPr>
+      <w:r>
+        <w:rPr>
+          <w:rtl w:val="0"/>
+        </w:rPr>
+      </w:r>
+    </w:p>
+    <w:p>
+      <w:pPr>
+        <w:spacing w:after="60" w:before="120" w:lineRule="auto"/>
+        <w:rPr/>
+      </w:pPr>
+      <w:r>
+        <w:rPr>
+          <w:rFonts w:ascii="Calibri" w:cs="Calibri" w:eastAsia="Calibri" w:hAnsi="Calibri"/>
+          <w:b w:val="1"/>
+          <w:bCs w:val="1"/>
+          <w:color w:val="2e75b5"/>
+          <w:sz w:val="24"/>
+          <w:szCs w:val="24"/>
+          <w:rtl w:val="0"/>
+        </w:rPr>
+        <w:t xml:space="preserve">Head of Product, GlovoXL</w:t>
+      </w:r>
+      <w:r>
+        <w:rPr>
+          <w:rtl w:val="0"/>
+        </w:rPr>
+      </w:r>
+    </w:p>
+    <w:p>
+      <w:pPr>
+        <w:spacing w:after="100" w:lineRule="auto"/>
+        <w:rPr/>
+      </w:pPr>
+      <w:r>
+        <w:rPr>
+          <w:rFonts w:ascii="Calibri" w:cs="Calibri" w:eastAsia="Calibri" w:hAnsi="Calibri"/>
+          <w:b w:val="1"/>
+          <w:bCs w:val="1"/>
+          <w:sz w:val="22"/>
+          <w:szCs w:val="22"/>
+          <w:rtl w:val="0"/>
+        </w:rPr>
+        <w:t xml:space="preserve">Glovo  |  Porto, Portugal  |  Jan 2023 – Apr 2025</w:t>
+      </w:r>
+      <w:r>
+        <w:rPr>
+          <w:rtl w:val="0"/>
+        </w:rPr>
+      </w:r>
+    </w:p>
+    <w:p>
+      <w:pPr>
+        <w:spacing w:after="80" w:lineRule="auto"/>
+        <w:rPr/>
+      </w:pPr>
+      <w:r>
+        <w:rPr>
+          <w:i w:val="1"/>
+          <w:iCs w:val="1"/>
+          <w:color w:val="505050"/>
+          <w:sz w:val="19"/>
+          <w:szCs w:val="19"/>
+          <w:rtl w:val="0"/>
+        </w:rPr>
+        <w:t xml:space="preserve">Promoted from Senior Product Manager to Head of Product within 9 months. Glovo is a Barcelona-based quick-commerce unicorn (€2.5B valuation) operating across 25 countries with 10M+ active users. GlovoXL is Glovo’s B2B SaaS vertical enabling grocery retailers to launch white-label e-commerce platforms. Collaborated daily with distributed teams across Spain, Portugal, and Poland (CET/CEST timezone).</w:t>
+      </w:r>
+      <w:r>
+        <w:rPr>
+          <w:rtl w:val="0"/>
+        </w:rPr>
+      </w:r>
+    </w:p>
+    <w:p>
+      <w:pPr>
+        <w:keepNext w:val="0"/>
+        <w:keepLines w:val="0"/>
+        <w:pageBreakBefore w:val="0"/>
+        <w:widowControl w:val="1"/>
+        <w:numPr>
+          <w:ilvl w:val="0"/>
+          <w:numId w:val="1"/>
+        </w:numPr>
+        <w:pBdr>
+          <w:top w:space="0" w:sz="0" w:val="nil"/>
+          <w:left w:space="0" w:sz="0" w:val="nil"/>
+          <w:bottom w:space="0" w:sz="0" w:val="nil"/>
+          <w:right w:space="0" w:sz="0" w:val="nil"/>
+          <w:between w:space="0" w:sz="0" w:val="nil"/>
+        </w:pBdr>
+        <w:shd w:fill="auto" w:val="clear"/>
+        <w:spacing w:after="0" w:before="0" w:line="240" w:lineRule="auto"/>
+        <w:ind w:left="720" w:right="0" w:hanging="360"/>
+        <w:jc w:val="left"/>
+        <w:rPr/>
+      </w:pPr>
+      <w:r>
+        <w:rPr>
+          <w:rFonts w:ascii="Calibri" w:cs="Calibri" w:eastAsia="Calibri" w:hAnsi="Calibri"/>
+          <w:b w:val="0"/>
+          <w:bCs w:val="0"/>
+          <w:i w:val="0"/>
+          <w:iCs w:val="0"/>
+          <w:smallCaps w:val="0"/>
+          <w:strike w:val="0"/>
+          <w:color w:val="000000"/>
+          <w:u w:val="none"/>
+          <w:shd w:fill="auto" w:val="clear"/>
+          <w:vertAlign w:val="baseline"/>
+          <w:rtl w:val="0"/>
+        </w:rPr>
+        <w:t xml:space="preserve">Led 0-to-1 product launch, delivering MVP in 6 months and scaling to 1 retail partner in Poland, with platform designed for rapid multi-partner scaling</w:t>
+      </w:r>
+      <w:r>
+        <w:rPr>
+          <w:rtl w:val="0"/>
+        </w:rPr>
+      </w:r>
+    </w:p>
+    <w:p>
+      <w:pPr>
+        <w:keepNext w:val="0"/>
+        <w:keepLines w:val="0"/>
+        <w:pageBreakBefore w:val="0"/>
+        <w:widowControl w:val="1"/>
+        <w:numPr>
+          <w:ilvl w:val="0"/>
+          <w:numId w:val="1"/>
+        </w:numPr>
+        <w:pBdr>
+          <w:top w:space="0" w:sz="0" w:val="nil"/>
+          <w:left w:space="0" w:sz="0" w:val="nil"/>
+          <w:bottom w:space="0" w:sz="0" w:val="nil"/>
+          <w:right w:space="0" w:sz="0" w:val="nil"/>
+          <w:between w:space="0" w:sz="0" w:val="nil"/>
+        </w:pBdr>
+        <w:shd w:fill="auto" w:val="clear"/>
+        <w:spacing w:after="0" w:before="0" w:line="240" w:lineRule="auto"/>
+        <w:ind w:left="720" w:right="0" w:hanging="360"/>
+        <w:jc w:val="left"/>
+        <w:rPr/>
+      </w:pPr>
+      <w:r>
+        <w:rPr>
+          <w:rFonts w:ascii="Calibri" w:cs="Calibri" w:eastAsia="Calibri" w:hAnsi="Calibri"/>
+          <w:b w:val="0"/>
+          <w:bCs w:val="0"/>
+          <w:i w:val="0"/>
+          <w:iCs w:val="0"/>
+          <w:smallCaps w:val="0"/>
+          <w:strike w:val="0"/>
+          <w:color w:val="000000"/>
+          <w:u w:val="none"/>
+          <w:shd w:fill="auto" w:val="clear"/>
+          <w:vertAlign w:val="baseline"/>
+          <w:rtl w:val="0"/>
+        </w:rPr>
+        <w:t xml:space="preserve">Grew order volume 19% in the first quarter post-launch by analyzing fulfillment data with Operations and Data Science teams, identifying delivery bottlenecks (mostl</w:t>
+      </w:r>
+      <w:r>
+        <w:rPr>
+          <w:rtl w:val="0"/>
+        </w:rPr>
+        <w:t xml:space="preserve">y around reducing time of picking and decreasing order to acceptance on shopper side)</w:t>
+      </w:r>
+      <w:r>
+        <w:rPr>
+          <w:rFonts w:ascii="Calibri" w:cs="Calibri" w:eastAsia="Calibri" w:hAnsi="Calibri"/>
+          <w:b w:val="0"/>
+          <w:bCs w:val="0"/>
+          <w:i w:val="0"/>
+          <w:iCs w:val="0"/>
+          <w:smallCaps w:val="0"/>
+          <w:strike w:val="0"/>
+          <w:color w:val="000000"/>
+          <w:u w:val="none"/>
+          <w:shd w:fill="auto" w:val="clear"/>
+          <w:vertAlign w:val="baseline"/>
+          <w:rtl w:val="0"/>
+        </w:rPr>
+        <w:t xml:space="preserve">, and shipping targeted UX improvements that increased </w:t>
+      </w:r>
+      <w:r>
+        <w:rPr>
+          <w:rtl w:val="0"/>
+        </w:rPr>
+        <w:t xml:space="preserve">efficiency (mainly reducing checkout/pos</w:t>
+      </w:r>
+      <w:r>
+        <w:rPr>
+          <w:rFonts w:ascii="Calibri" w:cs="Calibri" w:eastAsia="Calibri" w:hAnsi="Calibri"/>
+          <w:b w:val="0"/>
+          <w:bCs w:val="0"/>
+          <w:i w:val="0"/>
+          <w:iCs w:val="0"/>
+          <w:smallCaps w:val="0"/>
+          <w:strike w:val="0"/>
+          <w:color w:val="000000"/>
+          <w:u w:val="none"/>
+          <w:shd w:fill="auto" w:val="clear"/>
+          <w:vertAlign w:val="baseline"/>
+          <w:rtl w:val="0"/>
+        </w:rPr>
+        <w:t xml:space="preserve"> error</w:t>
+      </w:r>
+      <w:r>
+        <w:rPr>
+          <w:rtl w:val="0"/>
+        </w:rPr>
+        <w:t xml:space="preserve"> rate and handling</w:t>
+      </w:r>
+      <w:r>
+        <w:rPr>
+          <w:rFonts w:ascii="Calibri" w:cs="Calibri" w:eastAsia="Calibri" w:hAnsi="Calibri"/>
+          <w:b w:val="0"/>
+          <w:bCs w:val="0"/>
+          <w:i w:val="0"/>
+          <w:iCs w:val="0"/>
+          <w:smallCaps w:val="0"/>
+          <w:strike w:val="0"/>
+          <w:color w:val="000000"/>
+          <w:u w:val="none"/>
+          <w:shd w:fill="auto" w:val="clear"/>
+          <w:vertAlign w:val="baseline"/>
+          <w:rtl w:val="0"/>
+        </w:rPr>
+        <w:t xml:space="preserve">).</w:t>
+      </w:r>
+      <w:r>
+        <w:rPr>
+          <w:rtl w:val="0"/>
+        </w:rPr>
+      </w:r>
+    </w:p>
+    <w:p>
+      <w:pPr>
+        <w:keepNext w:val="0"/>
+        <w:keepLines w:val="0"/>
+        <w:pageBreakBefore w:val="0"/>
+        <w:widowControl w:val="1"/>
+        <w:numPr>
+          <w:ilvl w:val="0"/>
+          <w:numId w:val="1"/>
+        </w:numPr>
+        <w:pBdr>
+          <w:top w:space="0" w:sz="0" w:val="nil"/>
+          <w:left w:space="0" w:sz="0" w:val="nil"/>
+          <w:bottom w:space="0" w:sz="0" w:val="nil"/>
+          <w:right w:space="0" w:sz="0" w:val="nil"/>
+          <w:between w:space="0" w:sz="0" w:val="nil"/>
+        </w:pBdr>
+        <w:shd w:fill="auto" w:val="clear"/>
+        <w:spacing w:after="0" w:before="0" w:line="240" w:lineRule="auto"/>
+        <w:ind w:left="720" w:right="0" w:hanging="360"/>
+        <w:jc w:val="left"/>
+        <w:rPr/>
+      </w:pPr>
+      <w:r>
+        <w:rPr>
+          <w:rFonts w:ascii="Calibri" w:cs="Calibri" w:eastAsia="Calibri" w:hAnsi="Calibri"/>
+          <w:b w:val="0"/>
+          <w:bCs w:val="0"/>
+          <w:i w:val="0"/>
+          <w:iCs w:val="0"/>
+          <w:smallCaps w:val="0"/>
+          <w:strike w:val="0"/>
+          <w:color w:val="000000"/>
+          <w:u w:val="none"/>
+          <w:shd w:fill="auto" w:val="clear"/>
+          <w:vertAlign w:val="baseline"/>
+          <w:rtl w:val="0"/>
+        </w:rPr>
+        <w:t xml:space="preserve">Managed €150K annual product budget ($165K USD), optimizing spend across development, infrastructure, and vendors</w:t>
+      </w:r>
+      <w:r>
+        <w:rPr>
+          <w:rtl w:val="0"/>
+        </w:rPr>
+      </w:r>
+    </w:p>
+    <w:p>
+      <w:pPr>
+        <w:keepNext w:val="0"/>
+        <w:keepLines w:val="1"/>
+        <w:pageBreakBefore w:val="0"/>
+        <w:widowControl w:val="1"/>
+        <w:numPr>
+          <w:ilvl w:val="0"/>
+          <w:numId w:val="1"/>
+        </w:numPr>
+        <w:pBdr>
+          <w:top w:space="0" w:sz="0" w:val="nil"/>
+          <w:left w:space="0" w:sz="0" w:val="nil"/>
+          <w:bottom w:space="0" w:sz="0" w:val="nil"/>
+          <w:right w:space="0" w:sz="0" w:val="nil"/>
+          <w:between w:space="0" w:sz="0" w:val="nil"/>
+        </w:pBdr>
+        <w:shd w:fill="auto" w:val="clear"/>
+        <w:spacing w:after="0" w:before="0" w:line="240" w:lineRule="auto"/>
+        <w:ind w:left="720" w:right="0" w:hanging="360"/>
+        <w:jc w:val="left"/>
+        <w:rPr/>
+      </w:pPr>
+      <w:r>
+        <w:rPr>
+          <w:rFonts w:ascii="Calibri" w:cs="Calibri" w:eastAsia="Calibri" w:hAnsi="Calibri"/>
+          <w:b w:val="0"/>
+          <w:bCs w:val="0"/>
+          <w:i w:val="0"/>
+          <w:iCs w:val="0"/>
+          <w:smallCaps w:val="0"/>
+          <w:strike w:val="0"/>
+          <w:color w:val="000000"/>
+          <w:u w:val="none"/>
+          <w:shd w:fill="auto" w:val="clear"/>
+          <w:vertAlign w:val="baseline"/>
+          <w:rtl w:val="0"/>
+        </w:rPr>
+        <w:t xml:space="preserve">Architected microservices-based platform strategy that reduced feature deployment cycles from weeks to days, enabling teams to ship indep</w:t>
+      </w:r>
+      <w:r>
+        <w:rPr>
+          <w:rtl w:val="0"/>
+        </w:rPr>
+        <w:t xml:space="preserve">endently and</w:t>
+      </w:r>
+      <w:r>
+        <w:rPr>
+          <w:rFonts w:ascii="Calibri" w:cs="Calibri" w:eastAsia="Calibri" w:hAnsi="Calibri"/>
+          <w:b w:val="0"/>
+          <w:bCs w:val="0"/>
+          <w:i w:val="0"/>
+          <w:iCs w:val="0"/>
+          <w:smallCaps w:val="0"/>
+          <w:strike w:val="0"/>
+          <w:color w:val="000000"/>
+          <w:u w:val="none"/>
+          <w:shd w:fill="auto" w:val="clear"/>
+          <w:vertAlign w:val="baseline"/>
+          <w:rtl w:val="0"/>
+        </w:rPr>
+        <w:t xml:space="preserve"> increasing 3x more experiments</w:t>
+      </w:r>
+      <w:r>
+        <w:rPr>
+          <w:rtl w:val="0"/>
+        </w:rPr>
+        <w:t xml:space="preserve">.</w:t>
+      </w:r>
+    </w:p>
+    <w:p>
+      <w:pPr>
+        <w:keepNext w:val="0"/>
+        <w:keepLines w:val="0"/>
+        <w:pageBreakBefore w:val="0"/>
+        <w:widowControl w:val="1"/>
+        <w:numPr>
+          <w:ilvl w:val="0"/>
+          <w:numId w:val="1"/>
+        </w:numPr>
+        <w:pBdr>
+          <w:top w:space="0" w:sz="0" w:val="nil"/>
+          <w:left w:space="0" w:sz="0" w:val="nil"/>
+          <w:bottom w:space="0" w:sz="0" w:val="nil"/>
+          <w:right w:space="0" w:sz="0" w:val="nil"/>
+          <w:between w:space="0" w:sz="0" w:val="nil"/>
+        </w:pBdr>
+        <w:shd w:fill="auto" w:val="clear"/>
+        <w:spacing w:after="0" w:before="0" w:line="240" w:lineRule="auto"/>
+        <w:ind w:left="720" w:right="0" w:hanging="360"/>
+        <w:jc w:val="left"/>
+        <w:rPr/>
+      </w:pPr>
+      <w:r>
+        <w:rPr>
+          <w:rtl w:val="0"/>
+        </w:rPr>
+        <w:t xml:space="preserve">Built comprehensive E2E testing suite and API documentation that cut partner integration time from 10 weeks to 6 weeks (40% reduction), measured from contract signing to first live transaction</w:t>
+      </w:r>
+    </w:p>
+    <w:p>
+      <w:pPr>
+        <w:keepNext w:val="0"/>
+        <w:keepLines w:val="0"/>
+        <w:pageBreakBefore w:val="0"/>
+        <w:widowControl w:val="1"/>
+        <w:numPr>
+          <w:ilvl w:val="0"/>
+          <w:numId w:val="1"/>
+        </w:numPr>
+        <w:pBdr>
+          <w:top w:space="0" w:sz="0" w:val="nil"/>
+          <w:left w:space="0" w:sz="0" w:val="nil"/>
+          <w:bottom w:space="0" w:sz="0" w:val="nil"/>
+          <w:right w:space="0" w:sz="0" w:val="nil"/>
+          <w:between w:space="0" w:sz="0" w:val="nil"/>
+        </w:pBdr>
+        <w:shd w:fill="auto" w:val="clear"/>
+        <w:spacing w:after="0" w:before="0" w:line="240" w:lineRule="auto"/>
+        <w:ind w:left="720" w:right="0" w:hanging="360"/>
+        <w:jc w:val="left"/>
+        <w:rPr/>
+      </w:pPr>
+      <w:r>
+        <w:rPr>
+          <w:rtl w:val="0"/>
+        </w:rPr>
+        <w:t xml:space="preserve">Vertical was cancelled by Glovo side, considering it is not a core business unit and market conditions shifted for the DeliveryHero group.</w:t>
+      </w:r>
+    </w:p>
+    <w:p>
+      <w:pPr>
+        <w:keepNext w:val="0"/>
+        <w:keepLines w:val="0"/>
+        <w:pageBreakBefore w:val="0"/>
+        <w:widowControl w:val="1"/>
+        <w:pBdr>
+          <w:top w:space="0" w:sz="0" w:val="nil"/>
+          <w:left w:space="0" w:sz="0" w:val="nil"/>
+          <w:bottom w:space="0" w:sz="0" w:val="nil"/>
+          <w:right w:space="0" w:sz="0" w:val="nil"/>
+          <w:between w:space="0" w:sz="0" w:val="nil"/>
+        </w:pBdr>
+        <w:shd w:fill="auto" w:val="clear"/>
+        <w:spacing w:after="0" w:before="0" w:line="240" w:lineRule="auto"/>
+        <w:ind w:left="0" w:right="0" w:firstLine="0"/>
+        <w:jc w:val="left"/>
+        <w:rPr>
+          <w:sz w:val="20"/>
+          <w:szCs w:val="20"/>
+        </w:rPr>
+      </w:pPr>
+      <w:r>
+        <w:rPr>
+          <w:rtl w:val="0"/>
+        </w:rPr>
+      </w:r>
+    </w:p>
+    <w:p>
+      <w:pPr>
+        <w:spacing w:after="60" w:before="120" w:lineRule="auto"/>
+        <w:rPr/>
+      </w:pPr>
+      <w:r>
+        <w:rPr>
+          <w:rFonts w:ascii="Calibri" w:cs="Calibri" w:eastAsia="Calibri" w:hAnsi="Calibri"/>
+          <w:b w:val="1"/>
+          <w:bCs w:val="1"/>
+          <w:color w:val="2e75b5"/>
+          <w:sz w:val="24"/>
+          <w:szCs w:val="24"/>
+          <w:rtl w:val="0"/>
+        </w:rPr>
+        <w:t xml:space="preserve">Ecommerce Agile Product Owner</w:t>
+      </w:r>
+      <w:r>
+        <w:rPr>
+          <w:rtl w:val="0"/>
+        </w:rPr>
+      </w:r>
+    </w:p>
+    <w:p>
+      <w:pPr>
+        <w:spacing w:after="100" w:lineRule="auto"/>
+        <w:rPr/>
+      </w:pPr>
+      <w:r>
+        <w:rPr>
+          <w:rFonts w:ascii="Calibri" w:cs="Calibri" w:eastAsia="Calibri" w:hAnsi="Calibri"/>
+          <w:b w:val="1"/>
+          <w:bCs w:val="1"/>
+          <w:sz w:val="22"/>
+          <w:szCs w:val="22"/>
+          <w:rtl w:val="0"/>
+        </w:rPr>
+        <w:t xml:space="preserve">Dott (Portuguese eCommerce Marketplace)  |  Porto, Portugal  |  Dec 2019 – Oct 2022</w:t>
+      </w:r>
+      <w:r>
+        <w:rPr>
+          <w:rtl w:val="0"/>
+        </w:rPr>
+      </w:r>
+    </w:p>
+    <w:p>
+      <w:pPr>
+        <w:spacing w:after="80" w:lineRule="auto"/>
+        <w:rPr/>
+      </w:pPr>
+      <w:r>
+        <w:rPr>
+          <w:i w:val="1"/>
+          <w:iCs w:val="1"/>
+          <w:color w:val="505050"/>
+          <w:sz w:val="19"/>
+          <w:szCs w:val="19"/>
+          <w:rtl w:val="0"/>
+        </w:rPr>
+        <w:t xml:space="preserve">Dott was a Portuguese e-commerce marketplace platform, a joint venture between Worten (Portugal's largest electronics retailer, part of Sonae Group) and CTT-Correios de Portugal (national postal service). The platform connected consumers with retailers across multiple categories.</w:t>
+      </w:r>
+      <w:r>
+        <w:rPr>
+          <w:rtl w:val="0"/>
+        </w:rPr>
+      </w:r>
+    </w:p>
+    <w:p>
+      <w:pPr>
+        <w:keepNext w:val="0"/>
+        <w:keepLines w:val="0"/>
+        <w:pageBreakBefore w:val="0"/>
+        <w:widowControl w:val="1"/>
+        <w:numPr>
+          <w:ilvl w:val="0"/>
+          <w:numId w:val="1"/>
+        </w:numPr>
+        <w:pBdr>
+          <w:top w:space="0" w:sz="0" w:val="nil"/>
+          <w:left w:space="0" w:sz="0" w:val="nil"/>
+          <w:bottom w:space="0" w:sz="0" w:val="nil"/>
+          <w:right w:space="0" w:sz="0" w:val="nil"/>
+          <w:between w:space="0" w:sz="0" w:val="nil"/>
+        </w:pBdr>
+        <w:shd w:fill="auto" w:val="clear"/>
+        <w:spacing w:after="0" w:before="0" w:line="240" w:lineRule="auto"/>
+        <w:ind w:left="720" w:right="0" w:hanging="360"/>
+        <w:jc w:val="left"/>
+        <w:rPr/>
+      </w:pPr>
+      <w:r>
+        <w:rPr>
+          <w:rFonts w:ascii="Calibri" w:cs="Calibri" w:eastAsia="Calibri" w:hAnsi="Calibri"/>
+          <w:b w:val="0"/>
+          <w:bCs w:val="0"/>
+          <w:i w:val="0"/>
+          <w:iCs w:val="0"/>
+          <w:smallCaps w:val="0"/>
+          <w:strike w:val="0"/>
+          <w:color w:val="000000"/>
+          <w:u w:val="none"/>
+          <w:shd w:fill="auto" w:val="clear"/>
+          <w:vertAlign w:val="baseline"/>
+          <w:rtl w:val="0"/>
+        </w:rPr>
+        <w:t xml:space="preserve">Integrated payment methods (</w:t>
+      </w:r>
+      <w:r>
+        <w:rPr>
+          <w:rtl w:val="0"/>
+        </w:rPr>
+        <w:t xml:space="preserve">Digital Wallet,</w:t>
+      </w:r>
+      <w:r>
+        <w:rPr>
+          <w:rFonts w:ascii="Calibri" w:cs="Calibri" w:eastAsia="Calibri" w:hAnsi="Calibri"/>
+          <w:b w:val="0"/>
+          <w:bCs w:val="0"/>
+          <w:i w:val="0"/>
+          <w:iCs w:val="0"/>
+          <w:smallCaps w:val="0"/>
+          <w:strike w:val="0"/>
+          <w:color w:val="000000"/>
+          <w:u w:val="none"/>
+          <w:shd w:fill="auto" w:val="clear"/>
+          <w:vertAlign w:val="baseline"/>
+          <w:rtl w:val="0"/>
+        </w:rPr>
+        <w:t xml:space="preserve"> </w:t>
+      </w:r>
+      <w:r>
+        <w:rPr>
+          <w:rtl w:val="0"/>
+        </w:rPr>
+        <w:t xml:space="preserve">MBWay, Universo Credit</w:t>
+      </w:r>
+      <w:r>
+        <w:rPr>
+          <w:rFonts w:ascii="Calibri" w:cs="Calibri" w:eastAsia="Calibri" w:hAnsi="Calibri"/>
+          <w:b w:val="0"/>
+          <w:bCs w:val="0"/>
+          <w:i w:val="0"/>
+          <w:iCs w:val="0"/>
+          <w:smallCaps w:val="0"/>
+          <w:strike w:val="0"/>
+          <w:color w:val="000000"/>
+          <w:u w:val="none"/>
+          <w:shd w:fill="auto" w:val="clear"/>
+          <w:vertAlign w:val="baseline"/>
+          <w:rtl w:val="0"/>
+        </w:rPr>
+        <w:t xml:space="preserve">), now representing &gt;30% of total transaction volume</w:t>
+      </w:r>
+      <w:r>
+        <w:rPr>
+          <w:rtl w:val="0"/>
+        </w:rPr>
+      </w:r>
+    </w:p>
+    <w:p>
+      <w:pPr>
+        <w:keepNext w:val="0"/>
+        <w:keepLines w:val="0"/>
+        <w:pageBreakBefore w:val="0"/>
+        <w:widowControl w:val="1"/>
+        <w:numPr>
+          <w:ilvl w:val="0"/>
+          <w:numId w:val="1"/>
+        </w:numPr>
+        <w:pBdr>
+          <w:top w:space="0" w:sz="0" w:val="nil"/>
+          <w:left w:space="0" w:sz="0" w:val="nil"/>
+          <w:bottom w:space="0" w:sz="0" w:val="nil"/>
+          <w:right w:space="0" w:sz="0" w:val="nil"/>
+          <w:between w:space="0" w:sz="0" w:val="nil"/>
+        </w:pBdr>
+        <w:shd w:fill="auto" w:val="clear"/>
+        <w:spacing w:after="0" w:before="0" w:line="240" w:lineRule="auto"/>
+        <w:ind w:left="720" w:right="0" w:hanging="360"/>
+        <w:jc w:val="left"/>
+        <w:rPr/>
+      </w:pPr>
+      <w:r>
+        <w:rPr>
+          <w:rFonts w:ascii="Calibri" w:cs="Calibri" w:eastAsia="Calibri" w:hAnsi="Calibri"/>
+          <w:b w:val="0"/>
+          <w:bCs w:val="0"/>
+          <w:i w:val="0"/>
+          <w:iCs w:val="0"/>
+          <w:smallCaps w:val="0"/>
+          <w:strike w:val="0"/>
+          <w:color w:val="000000"/>
+          <w:u w:val="none"/>
+          <w:shd w:fill="auto" w:val="clear"/>
+          <w:vertAlign w:val="baseline"/>
+          <w:rtl w:val="0"/>
+        </w:rPr>
+        <w:t xml:space="preserve">Launched digital wallet with checkout/customer value tiered cashback incentives designed to drive repeat purchases: customers earned cashback based on spend tiers but would lose rewards if they didn't repurchase within timeframes. Collaborated with Marketing and Data Science to model incentive structures and optimize unit economics, increasing repurchase rate by 4% on the course of the first 6 months.</w:t>
+      </w:r>
+      <w:r>
+        <w:rPr>
+          <w:rtl w:val="0"/>
+        </w:rPr>
+      </w:r>
+    </w:p>
+    <w:p>
+      <w:pPr>
+        <w:keepNext w:val="0"/>
+        <w:keepLines w:val="0"/>
+        <w:pageBreakBefore w:val="0"/>
+        <w:widowControl w:val="1"/>
+        <w:numPr>
+          <w:ilvl w:val="0"/>
+          <w:numId w:val="1"/>
+        </w:numPr>
+        <w:pBdr>
+          <w:top w:space="0" w:sz="0" w:val="nil"/>
+          <w:left w:space="0" w:sz="0" w:val="nil"/>
+          <w:bottom w:space="0" w:sz="0" w:val="nil"/>
+          <w:right w:space="0" w:sz="0" w:val="nil"/>
+          <w:between w:space="0" w:sz="0" w:val="nil"/>
+        </w:pBdr>
+        <w:shd w:fill="auto" w:val="clear"/>
+        <w:spacing w:after="0" w:before="0" w:line="240" w:lineRule="auto"/>
+        <w:ind w:left="720" w:right="0" w:hanging="360"/>
+        <w:jc w:val="left"/>
+        <w:rPr/>
+      </w:pPr>
+      <w:r>
+        <w:rPr>
+          <w:rFonts w:ascii="Calibri" w:cs="Calibri" w:eastAsia="Calibri" w:hAnsi="Calibri"/>
+          <w:b w:val="0"/>
+          <w:bCs w:val="0"/>
+          <w:i w:val="0"/>
+          <w:iCs w:val="0"/>
+          <w:smallCaps w:val="0"/>
+          <w:strike w:val="0"/>
+          <w:color w:val="000000"/>
+          <w:u w:val="none"/>
+          <w:shd w:fill="auto" w:val="clear"/>
+          <w:vertAlign w:val="baseline"/>
+          <w:rtl w:val="0"/>
+        </w:rPr>
+        <w:t xml:space="preserve">Evangelized and implemented Headless CMS architecture, reducing content deployment time by 60% and enabling personalized experiences at scale.</w:t>
+      </w:r>
+      <w:r>
+        <w:rPr>
+          <w:rtl w:val="0"/>
+        </w:rPr>
+      </w:r>
+    </w:p>
+    <w:p>
+      <w:pPr>
+        <w:keepNext w:val="0"/>
+        <w:keepLines w:val="0"/>
+        <w:pageBreakBefore w:val="0"/>
+        <w:widowControl w:val="1"/>
+        <w:numPr>
+          <w:ilvl w:val="0"/>
+          <w:numId w:val="1"/>
+        </w:numPr>
+        <w:pBdr>
+          <w:top w:space="0" w:sz="0" w:val="nil"/>
+          <w:left w:space="0" w:sz="0" w:val="nil"/>
+          <w:bottom w:space="0" w:sz="0" w:val="nil"/>
+          <w:right w:space="0" w:sz="0" w:val="nil"/>
+          <w:between w:space="0" w:sz="0" w:val="nil"/>
+        </w:pBdr>
+        <w:shd w:fill="auto" w:val="clear"/>
+        <w:spacing w:after="0" w:before="0" w:line="240" w:lineRule="auto"/>
+        <w:ind w:left="720" w:right="0" w:hanging="360"/>
+        <w:jc w:val="left"/>
+      </w:pPr>
+      <w:r>
+        <w:rPr>
+          <w:rtl w:val="0"/>
+        </w:rPr>
+        <w:t xml:space="preserve">Prioritized outcome-driven roadmap that delivered 12 major features in 18 months, directly contributing to platform GMV growth while balancing seller and buyer needs across 50+ retail partners</w:t>
+      </w:r>
+    </w:p>
+    <w:p>
+      <w:pPr>
+        <w:keepNext w:val="0"/>
+        <w:keepLines w:val="0"/>
+        <w:pageBreakBefore w:val="0"/>
+        <w:widowControl w:val="1"/>
+        <w:numPr>
+          <w:ilvl w:val="0"/>
+          <w:numId w:val="1"/>
+        </w:numPr>
+        <w:pBdr>
+          <w:top w:space="0" w:sz="0" w:val="nil"/>
+          <w:left w:space="0" w:sz="0" w:val="nil"/>
+          <w:bottom w:space="0" w:sz="0" w:val="nil"/>
+          <w:right w:space="0" w:sz="0" w:val="nil"/>
+          <w:between w:space="0" w:sz="0" w:val="nil"/>
+        </w:pBdr>
+        <w:shd w:fill="auto" w:val="clear"/>
+        <w:spacing w:after="0" w:before="0" w:line="240" w:lineRule="auto"/>
+        <w:ind w:left="720" w:right="0" w:hanging="360"/>
+        <w:jc w:val="left"/>
+      </w:pPr>
+      <w:r>
+        <w:rPr>
+          <w:rtl w:val="0"/>
+        </w:rPr>
+        <w:t xml:space="preserve">Increased sprint velocity by 30% over 6 months (measured via story points delivered per sprint) by restructuring ceremonies, introducing async standups, and eliminating cross-team dependency bottlenecks.</w:t>
+      </w:r>
+    </w:p>
+    <w:p>
+      <w:pPr>
+        <w:keepNext w:val="0"/>
+        <w:keepLines w:val="0"/>
+        <w:pageBreakBefore w:val="0"/>
+        <w:widowControl w:val="1"/>
+        <w:numPr>
+          <w:ilvl w:val="0"/>
+          <w:numId w:val="1"/>
+        </w:numPr>
+        <w:pBdr>
+          <w:top w:space="0" w:sz="0" w:val="nil"/>
+          <w:left w:space="0" w:sz="0" w:val="nil"/>
+          <w:bottom w:space="0" w:sz="0" w:val="nil"/>
+          <w:right w:space="0" w:sz="0" w:val="nil"/>
+          <w:between w:space="0" w:sz="0" w:val="nil"/>
+        </w:pBdr>
+        <w:shd w:fill="auto" w:val="clear"/>
+        <w:spacing w:after="0" w:before="0" w:line="240" w:lineRule="auto"/>
+        <w:ind w:left="720" w:right="0" w:hanging="360"/>
+        <w:jc w:val="left"/>
+      </w:pPr>
+      <w:r>
+        <w:rPr>
+          <w:rtl w:val="0"/>
+        </w:rPr>
+        <w:t xml:space="preserve">Dott was acquired by Worten - Biggest retailer in Portugal.</w:t>
+      </w:r>
+    </w:p>
+    <w:p>
+      <w:pPr>
+        <w:spacing w:after="60" w:before="120" w:lineRule="auto"/>
+        <w:rPr>
+          <w:b w:val="1"/>
+          <w:bCs w:val="1"/>
+          <w:color w:val="2e75b5"/>
+          <w:sz w:val="24"/>
+          <w:szCs w:val="24"/>
+        </w:rPr>
+      </w:pPr>
+      <w:r>
+        <w:rPr>
+          <w:rtl w:val="0"/>
+        </w:rPr>
+      </w:r>
+    </w:p>
+    <w:p>
+      <w:pPr>
+        <w:spacing w:after="60" w:before="120" w:lineRule="auto"/>
+        <w:rPr/>
+      </w:pPr>
+      <w:r>
+        <w:rPr>
+          <w:rFonts w:ascii="Calibri" w:cs="Calibri" w:eastAsia="Calibri" w:hAnsi="Calibri"/>
+          <w:b w:val="1"/>
+          <w:bCs w:val="1"/>
+          <w:color w:val="2e75b5"/>
+          <w:sz w:val="24"/>
+          <w:szCs w:val="24"/>
+          <w:rtl w:val="0"/>
+        </w:rPr>
+        <w:t xml:space="preserve">Ecommerce Agile Delivery Manager</w:t>
+      </w:r>
+      <w:r>
+        <w:rPr>
+          <w:rtl w:val="0"/>
+        </w:rPr>
+      </w:r>
+    </w:p>
+    <w:p>
+      <w:pPr>
+        <w:spacing w:after="100" w:lineRule="auto"/>
+        <w:rPr/>
+      </w:pPr>
+      <w:r>
+        <w:rPr>
+          <w:b w:val="1"/>
+          <w:bCs w:val="1"/>
+          <w:rtl w:val="0"/>
+        </w:rPr>
+        <w:t xml:space="preserve">Nestlé (Fortune 500)  |  Barcelona, Spain  |  Nov 2017 – Nov 2018</w:t>
+      </w:r>
+      <w:r>
+        <w:rPr>
+          <w:i w:val="1"/>
+          <w:iCs w:val="1"/>
+          <w:color w:val="505050"/>
+          <w:sz w:val="19"/>
+          <w:szCs w:val="19"/>
+          <w:rtl w:val="0"/>
+        </w:rPr>
+        <w:br w:type="textWrapping"/>
+        <w:t xml:space="preserve">Nestlé is a Fortune 500 global food and beverage leader (CHF 93B revenue). Nescafé Dolce Gusto is a premium coffee machine brand with direct-to-consumer eCommerce operations across 40+ markets worldwide.</w:t>
+      </w:r>
+      <w:r>
+        <w:rPr>
+          <w:rtl w:val="0"/>
+        </w:rPr>
+      </w:r>
+    </w:p>
+    <w:p>
+      <w:pPr>
+        <w:keepNext w:val="0"/>
+        <w:keepLines w:val="0"/>
+        <w:pageBreakBefore w:val="0"/>
+        <w:widowControl w:val="1"/>
+        <w:numPr>
+          <w:ilvl w:val="0"/>
+          <w:numId w:val="1"/>
+        </w:numPr>
+        <w:pBdr>
+          <w:top w:space="0" w:sz="0" w:val="nil"/>
+          <w:left w:space="0" w:sz="0" w:val="nil"/>
+          <w:bottom w:space="0" w:sz="0" w:val="nil"/>
+          <w:right w:space="0" w:sz="0" w:val="nil"/>
+          <w:between w:space="0" w:sz="0" w:val="nil"/>
+        </w:pBdr>
+        <w:shd w:fill="auto" w:val="clear"/>
+        <w:spacing w:after="0" w:before="0" w:line="240" w:lineRule="auto"/>
+        <w:ind w:left="720" w:right="0" w:hanging="360"/>
+        <w:jc w:val="left"/>
+        <w:rPr>
+          <w:sz w:val="20"/>
+          <w:szCs w:val="20"/>
+        </w:rPr>
+      </w:pPr>
+      <w:r>
+        <w:rPr>
+          <w:rFonts w:ascii="Calibri" w:cs="Calibri" w:eastAsia="Calibri" w:hAnsi="Calibri"/>
+          <w:b w:val="0"/>
+          <w:bCs w:val="0"/>
+          <w:i w:val="0"/>
+          <w:iCs w:val="0"/>
+          <w:smallCaps w:val="0"/>
+          <w:strike w:val="0"/>
+          <w:color w:val="000000"/>
           <w:sz w:val="20"/>
           <w:szCs w:val="20"/>
           <w:u w:val="none"/>
@@ -351,7 +1338,109 @@
           <w:vertAlign w:val="baseline"/>
           <w:rtl w:val="0"/>
         </w:rPr>
-        <w:t xml:space="preserve">Leading mobile app improvements for picking efficiency, delivering metrics-driven workflow changes that improve worker time-for-money and remove operational chokepoints</w:t>
+        <w:t xml:space="preserve">Unified fragmented market roadmaps into a single global product strategy for Nescafé Dolce Gusto eCommerce, reducing duplicate development efforts and accelerating feature rollout across 40+ markets</w:t>
+      </w:r>
+      <w:r>
+        <w:rPr>
+          <w:rtl w:val="0"/>
+        </w:rPr>
+      </w:r>
+    </w:p>
+    <w:p>
+      <w:pPr>
+        <w:keepNext w:val="0"/>
+        <w:keepLines w:val="0"/>
+        <w:pageBreakBefore w:val="0"/>
+        <w:widowControl w:val="1"/>
+        <w:numPr>
+          <w:ilvl w:val="0"/>
+          <w:numId w:val="1"/>
+        </w:numPr>
+        <w:pBdr>
+          <w:top w:space="0" w:sz="0" w:val="nil"/>
+          <w:left w:space="0" w:sz="0" w:val="nil"/>
+          <w:bottom w:space="0" w:sz="0" w:val="nil"/>
+          <w:right w:space="0" w:sz="0" w:val="nil"/>
+          <w:between w:space="0" w:sz="0" w:val="nil"/>
+        </w:pBdr>
+        <w:shd w:fill="auto" w:val="clear"/>
+        <w:spacing w:after="0" w:before="0" w:line="240" w:lineRule="auto"/>
+        <w:ind w:left="720" w:right="0" w:hanging="360"/>
+        <w:jc w:val="left"/>
+        <w:rPr>
+          <w:sz w:val="20"/>
+          <w:szCs w:val="20"/>
+        </w:rPr>
+      </w:pPr>
+      <w:r>
+        <w:rPr>
+          <w:rFonts w:ascii="Calibri" w:cs="Calibri" w:eastAsia="Calibri" w:hAnsi="Calibri"/>
+          <w:b w:val="0"/>
+          <w:bCs w:val="0"/>
+          <w:i w:val="0"/>
+          <w:iCs w:val="0"/>
+          <w:smallCaps w:val="0"/>
+          <w:strike w:val="0"/>
+          <w:color w:val="000000"/>
+          <w:sz w:val="20"/>
+          <w:szCs w:val="20"/>
+          <w:u w:val="none"/>
+          <w:shd w:fill="auto" w:val="clear"/>
+          <w:vertAlign w:val="baseline"/>
+          <w:rtl w:val="0"/>
+        </w:rPr>
+        <w:t xml:space="preserve">Transformed delivery process from 1 release/year to 1 release/month, dramatically increasing agility and time-to-market</w:t>
+      </w:r>
+      <w:r>
+        <w:rPr>
+          <w:rtl w:val="0"/>
+        </w:rPr>
+      </w:r>
+    </w:p>
+    <w:p>
+      <w:pPr>
+        <w:keepNext w:val="0"/>
+        <w:keepLines w:val="0"/>
+        <w:pageBreakBefore w:val="0"/>
+        <w:widowControl w:val="1"/>
+        <w:numPr>
+          <w:ilvl w:val="0"/>
+          <w:numId w:val="1"/>
+        </w:numPr>
+        <w:pBdr>
+          <w:top w:space="0" w:sz="0" w:val="nil"/>
+          <w:left w:space="0" w:sz="0" w:val="nil"/>
+          <w:bottom w:space="0" w:sz="0" w:val="nil"/>
+          <w:right w:space="0" w:sz="0" w:val="nil"/>
+          <w:between w:space="0" w:sz="0" w:val="nil"/>
+        </w:pBdr>
+        <w:shd w:fill="auto" w:val="clear"/>
+        <w:spacing w:after="0" w:before="0" w:line="240" w:lineRule="auto"/>
+        <w:ind w:left="720" w:right="0" w:hanging="360"/>
+        <w:jc w:val="left"/>
+        <w:rPr>
+          <w:sz w:val="20"/>
+          <w:szCs w:val="20"/>
+        </w:rPr>
+      </w:pPr>
+      <w:r>
+        <w:rPr>
+          <w:rFonts w:ascii="Calibri" w:cs="Calibri" w:eastAsia="Calibri" w:hAnsi="Calibri"/>
+          <w:b w:val="0"/>
+          <w:bCs w:val="0"/>
+          <w:i w:val="0"/>
+          <w:iCs w:val="0"/>
+          <w:smallCaps w:val="0"/>
+          <w:strike w:val="0"/>
+          <w:color w:val="000000"/>
+          <w:sz w:val="20"/>
+          <w:szCs w:val="20"/>
+          <w:u w:val="none"/>
+          <w:shd w:fill="auto" w:val="clear"/>
+          <w:vertAlign w:val="baseline"/>
+          <w:rtl w:val="0"/>
+        </w:rPr>
+        <w:t xml:space="preserve">Coordinated 3 vendor teams (40 engineers across time zones) to deliver concurrent market launches, shipping mobile app, Salesforce integrations, and loyalty platform on schedule and within budget</w:t>
       </w:r>
       <w:r>
         <w:rPr>
@@ -380,7 +1469,10 @@
         <w:spacing w:after="180" w:before="0" w:line="240" w:lineRule="auto"/>
         <w:ind w:left="720" w:right="0" w:hanging="360"/>
         <w:jc w:val="left"/>
-        <w:rPr/>
+        <w:rPr>
+          <w:sz w:val="20"/>
+          <w:szCs w:val="20"/>
+        </w:rPr>
       </w:pPr>
       <w:r>
         <w:rPr>
@@ -399,121 +1491,16 @@
           <w:vertAlign w:val="baseline"/>
           <w:rtl w:val="0"/>
         </w:rPr>
-        <w:t xml:space="preserve">Directly managing 2 Product Owners, 1 designer, and an engineering squad — building the product function and establishing processes for a scaling organization</w:t>
-      </w:r>
-    </w:p>
-    <w:p>
-      <w:pPr>
-        <w:spacing w:after="60" w:before="120" w:lineRule="auto"/>
-        <w:rPr/>
-      </w:pPr>
-      <w:r>
-        <w:rPr>
-          <w:rFonts w:ascii="Calibri" w:cs="Calibri" w:eastAsia="Calibri" w:hAnsi="Calibri"/>
-          <w:b w:val="1"/>
-          <w:bCs w:val="1"/>
-          <w:color w:val="2e75b5"/>
-          <w:sz w:val="24"/>
-          <w:szCs w:val="24"/>
-          <w:rtl w:val="0"/>
-        </w:rPr>
-        <w:t xml:space="preserve">Head of Product, GlovoXL</w:t>
-      </w:r>
-      <w:r>
-        <w:rPr>
-          <w:rtl w:val="0"/>
-        </w:rPr>
-      </w:r>
-    </w:p>
-    <w:p>
-      <w:pPr>
-        <w:spacing w:after="100" w:lineRule="auto"/>
-        <w:rPr/>
-      </w:pPr>
-      <w:r>
-        <w:rPr>
-          <w:rFonts w:ascii="Calibri" w:cs="Calibri" w:eastAsia="Calibri" w:hAnsi="Calibri"/>
-          <w:b w:val="1"/>
-          <w:bCs w:val="1"/>
-          <w:sz w:val="22"/>
-          <w:szCs w:val="22"/>
-          <w:rtl w:val="0"/>
-        </w:rPr>
-        <w:t xml:space="preserve">Glovo  |  Porto, Portugal  |  Jan 2023 – Apr 2025</w:t>
-      </w:r>
-      <w:r>
-        <w:rPr>
-          <w:rtl w:val="0"/>
-        </w:rPr>
-      </w:r>
-    </w:p>
-    <w:p>
-      <w:pPr>
-        <w:spacing w:after="80" w:lineRule="auto"/>
-        <w:rPr/>
-      </w:pPr>
-      <w:r>
-        <w:rPr>
-          <w:i w:val="1"/>
-          <w:iCs w:val="1"/>
-          <w:color w:val="505050"/>
-          <w:sz w:val="19"/>
-          <w:szCs w:val="19"/>
-          <w:rtl w:val="0"/>
-        </w:rPr>
-        <w:t xml:space="preserve">Promoted from Senior Product Manager to Head of Product within 9 months. Glovo is a Barcelona-based quick-commerce unicorn (€2.5B valuation) operating across 25 countries with 10M+ active users. GlovoXL is Glovo’s B2B SaaS vertical enabling grocery retailers to launch white-label e-commerce platforms. Collaborated daily with distributed teams across Spain, Portugal, and Poland (CET/CEST timezone).</w:t>
-        <w:br w:type="textWrapping"/>
-        <w:br w:type="textWrapping"/>
-      </w:r>
-      <w:r>
-        <w:rPr>
-          <w:rtl w:val="0"/>
-        </w:rPr>
-      </w:r>
-    </w:p>
-    <w:p>
-      <w:pPr>
-        <w:rPr/>
-      </w:pPr>
-      <w:r>
-        <w:rPr>
-          <w:rtl w:val="0"/>
-        </w:rPr>
-      </w:r>
-    </w:p>
-    <w:p>
-      <w:pPr>
-        <w:rPr/>
-      </w:pPr>
-      <w:r>
-        <w:rPr>
-          <w:rtl w:val="0"/>
-        </w:rPr>
-      </w:r>
-    </w:p>
-    <w:p>
-      <w:pPr>
-        <w:keepNext w:val="0"/>
-        <w:keepLines w:val="0"/>
-        <w:pageBreakBefore w:val="0"/>
-        <w:widowControl w:val="1"/>
-        <w:numPr>
-          <w:ilvl w:val="0"/>
-          <w:numId w:val="1"/>
-        </w:numPr>
-        <w:pBdr>
-          <w:top w:space="0" w:sz="0" w:val="nil"/>
-          <w:left w:space="0" w:sz="0" w:val="nil"/>
-          <w:bottom w:space="0" w:sz="0" w:val="nil"/>
-          <w:right w:space="0" w:sz="0" w:val="nil"/>
-          <w:between w:space="0" w:sz="0" w:val="nil"/>
-        </w:pBdr>
-        <w:shd w:fill="auto" w:val="clear"/>
-        <w:spacing w:after="0" w:before="0" w:line="240" w:lineRule="auto"/>
-        <w:ind w:left="720" w:right="0" w:hanging="360"/>
-        <w:jc w:val="left"/>
-        <w:rPr/>
-      </w:pPr>
+        <w:t xml:space="preserve">Delivered 4 critical integrations (mobile app, Salesforce Engage, Salesforce Marketing Cloud, Premio </w:t>
+      </w:r>
+      <w:r>
+        <w:rPr>
+          <w:sz w:val="20"/>
+          <w:szCs w:val="20"/>
+          <w:rtl w:val="0"/>
+        </w:rPr>
+        <w:t xml:space="preserve">L</w:t>
+      </w:r>
       <w:r>
         <w:rPr>
           <w:rFonts w:ascii="Calibri" w:cs="Calibri" w:eastAsia="Calibri" w:hAnsi="Calibri"/>
@@ -531,718 +1518,12 @@
           <w:vertAlign w:val="baseline"/>
           <w:rtl w:val="0"/>
         </w:rPr>
-        <w:t xml:space="preserve">Led 0-to-1 product launch, delivering MVP in 6 months and scaling to 1 retail partner in Poland, with platform designed for rapid multi-partner scaling</w:t>
-      </w:r>
-      <w:r>
-        <w:rPr>
-          <w:rtl w:val="0"/>
-        </w:rPr>
-      </w:r>
-    </w:p>
-    <w:p>
-      <w:pPr>
-        <w:keepNext w:val="0"/>
-        <w:keepLines w:val="0"/>
-        <w:pageBreakBefore w:val="0"/>
-        <w:widowControl w:val="1"/>
-        <w:numPr>
-          <w:ilvl w:val="0"/>
-          <w:numId w:val="1"/>
-        </w:numPr>
-        <w:pBdr>
-          <w:top w:space="0" w:sz="0" w:val="nil"/>
-          <w:left w:space="0" w:sz="0" w:val="nil"/>
-          <w:bottom w:space="0" w:sz="0" w:val="nil"/>
-          <w:right w:space="0" w:sz="0" w:val="nil"/>
-          <w:between w:space="0" w:sz="0" w:val="nil"/>
-        </w:pBdr>
-        <w:shd w:fill="auto" w:val="clear"/>
-        <w:spacing w:after="0" w:before="0" w:line="240" w:lineRule="auto"/>
-        <w:ind w:left="720" w:right="0" w:hanging="360"/>
-        <w:jc w:val="left"/>
-        <w:rPr/>
-      </w:pPr>
-      <w:r>
-        <w:rPr>
-          <w:rFonts w:ascii="Calibri" w:cs="Calibri" w:eastAsia="Calibri" w:hAnsi="Calibri"/>
-          <w:b w:val="0"/>
-          <w:bCs w:val="0"/>
-          <w:i w:val="0"/>
-          <w:iCs w:val="0"/>
-          <w:smallCaps w:val="0"/>
-          <w:strike w:val="0"/>
-          <w:color w:val="000000"/>
-          <w:sz w:val="20"/>
-          <w:szCs w:val="20"/>
-          <w:u w:val="none"/>
-          <w:shd w:fill="auto" w:val="clear"/>
-          <w:vertAlign w:val="baseline"/>
-          <w:rtl w:val="0"/>
-        </w:rPr>
-        <w:t xml:space="preserve">Grew order volume 19% in the first quarter post-launch by analyzing fulfillment data with Operations and Data Science teams, identifying delivery bottlenecks, and shipping targeted UX improvements that increased checkout conversion</w:t>
-      </w:r>
-      <w:r>
-        <w:rPr>
-          <w:rtl w:val="0"/>
-        </w:rPr>
-      </w:r>
-    </w:p>
-    <w:p>
-      <w:pPr>
-        <w:keepNext w:val="0"/>
-        <w:keepLines w:val="0"/>
-        <w:pageBreakBefore w:val="0"/>
-        <w:widowControl w:val="1"/>
-        <w:numPr>
-          <w:ilvl w:val="0"/>
-          <w:numId w:val="1"/>
-        </w:numPr>
-        <w:pBdr>
-          <w:top w:space="0" w:sz="0" w:val="nil"/>
-          <w:left w:space="0" w:sz="0" w:val="nil"/>
-          <w:bottom w:space="0" w:sz="0" w:val="nil"/>
-          <w:right w:space="0" w:sz="0" w:val="nil"/>
-          <w:between w:space="0" w:sz="0" w:val="nil"/>
-        </w:pBdr>
-        <w:shd w:fill="auto" w:val="clear"/>
-        <w:spacing w:after="0" w:before="0" w:line="240" w:lineRule="auto"/>
-        <w:ind w:left="720" w:right="0" w:hanging="360"/>
-        <w:jc w:val="left"/>
-        <w:rPr/>
-      </w:pPr>
-      <w:r>
-        <w:rPr>
-          <w:rFonts w:ascii="Calibri" w:cs="Calibri" w:eastAsia="Calibri" w:hAnsi="Calibri"/>
-          <w:b w:val="0"/>
-          <w:bCs w:val="0"/>
-          <w:i w:val="0"/>
-          <w:iCs w:val="0"/>
-          <w:smallCaps w:val="0"/>
-          <w:strike w:val="0"/>
-          <w:color w:val="000000"/>
-          <w:sz w:val="22"/>
-          <w:szCs w:val="22"/>
-          <w:u w:val="none"/>
-          <w:shd w:fill="auto" w:val="clear"/>
-          <w:vertAlign w:val="baseline"/>
-          <w:rtl w:val="0"/>
-        </w:rPr>
-        <w:t xml:space="preserve">Managed €150K annual product budget ($165K USD), optimizing spend across development, infrastructure, and vendors</w:t>
-      </w:r>
-    </w:p>
-    <w:p>
-      <w:pPr>
-        <w:keepNext w:val="0"/>
-        <w:keepLines w:val="0"/>
-        <w:pageBreakBefore w:val="0"/>
-        <w:widowControl w:val="1"/>
-        <w:numPr>
-          <w:ilvl w:val="0"/>
-          <w:numId w:val="1"/>
-        </w:numPr>
-        <w:pBdr>
-          <w:top w:space="0" w:sz="0" w:val="nil"/>
-          <w:left w:space="0" w:sz="0" w:val="nil"/>
-          <w:bottom w:space="0" w:sz="0" w:val="nil"/>
-          <w:right w:space="0" w:sz="0" w:val="nil"/>
-          <w:between w:space="0" w:sz="0" w:val="nil"/>
-        </w:pBdr>
-        <w:shd w:fill="auto" w:val="clear"/>
-        <w:spacing w:after="0" w:before="0" w:line="240" w:lineRule="auto"/>
-        <w:ind w:left="720" w:right="0" w:hanging="360"/>
-        <w:jc w:val="left"/>
-        <w:rPr/>
-      </w:pPr>
-      <w:r>
-        <w:rPr>
-          <w:rFonts w:ascii="Calibri" w:cs="Calibri" w:eastAsia="Calibri" w:hAnsi="Calibri"/>
-          <w:b w:val="0"/>
-          <w:bCs w:val="0"/>
-          <w:i w:val="0"/>
-          <w:iCs w:val="0"/>
-          <w:smallCaps w:val="0"/>
-          <w:strike w:val="0"/>
-          <w:color w:val="000000"/>
-          <w:sz w:val="22"/>
-          <w:szCs w:val="22"/>
-          <w:u w:val="none"/>
-          <w:shd w:fill="auto" w:val="clear"/>
-          <w:vertAlign w:val="baseline"/>
-          <w:rtl w:val="0"/>
-        </w:rPr>
-        <w:t xml:space="preserve">Architected microservices-based platform strategy that reduced feature deployment cycles from weeks to days, enabling the team to ship 3x more experiments per quarter</w:t>
-      </w:r>
-    </w:p>
-    <w:p>
-      <w:pPr>
-        <w:keepNext w:val="0"/>
-        <w:keepLines w:val="0"/>
-        <w:pageBreakBefore w:val="0"/>
-        <w:widowControl w:val="1"/>
-        <w:numPr>
-          <w:ilvl w:val="0"/>
-          <w:numId w:val="1"/>
-        </w:numPr>
-        <w:pBdr>
-          <w:top w:space="0" w:sz="0" w:val="nil"/>
-          <w:left w:space="0" w:sz="0" w:val="nil"/>
-          <w:bottom w:space="0" w:sz="0" w:val="nil"/>
-          <w:right w:space="0" w:sz="0" w:val="nil"/>
-          <w:between w:space="0" w:sz="0" w:val="nil"/>
-        </w:pBdr>
-        <w:shd w:fill="auto" w:val="clear"/>
-        <w:spacing w:after="180" w:before="0" w:line="240" w:lineRule="auto"/>
-        <w:ind w:left="720" w:right="0" w:hanging="360"/>
-        <w:jc w:val="left"/>
-        <w:rPr/>
-      </w:pPr>
-      <w:r>
-        <w:rPr>
-          <w:rFonts w:ascii="Calibri" w:cs="Calibri" w:eastAsia="Calibri" w:hAnsi="Calibri"/>
-          <w:b w:val="0"/>
-          <w:bCs w:val="0"/>
-          <w:i w:val="0"/>
-          <w:iCs w:val="0"/>
-          <w:smallCaps w:val="0"/>
-          <w:strike w:val="0"/>
-          <w:color w:val="000000"/>
-          <w:sz w:val="22"/>
-          <w:szCs w:val="22"/>
-          <w:u w:val="none"/>
-          <w:shd w:fill="auto" w:val="clear"/>
-          <w:vertAlign w:val="baseline"/>
-          <w:rtl w:val="0"/>
-        </w:rPr>
-        <w:t xml:space="preserve">Built comprehensive E2E testing suite and API documentation that cut partner integration time from 10 weeks to 6 weeks (40% reduction), measured from contract signing to first live transaction</w:t>
-      </w:r>
-    </w:p>
-    <w:p>
-      <w:pPr>
-        <w:spacing w:after="60" w:before="120" w:lineRule="auto"/>
-        <w:rPr/>
-      </w:pPr>
-      <w:r>
-        <w:rPr>
-          <w:rFonts w:ascii="Calibri" w:cs="Calibri" w:eastAsia="Calibri" w:hAnsi="Calibri"/>
-          <w:b w:val="1"/>
-          <w:bCs w:val="1"/>
-          <w:color w:val="2e75b5"/>
-          <w:sz w:val="24"/>
-          <w:szCs w:val="24"/>
-          <w:rtl w:val="0"/>
-        </w:rPr>
-        <w:t xml:space="preserve">Ecommerce Agile Product Owner</w:t>
-      </w:r>
-      <w:r>
-        <w:rPr>
-          <w:rtl w:val="0"/>
-        </w:rPr>
-      </w:r>
-    </w:p>
-    <w:p>
-      <w:pPr>
-        <w:spacing w:after="100" w:lineRule="auto"/>
-        <w:rPr/>
-      </w:pPr>
-      <w:r>
-        <w:rPr>
-          <w:rFonts w:ascii="Calibri" w:cs="Calibri" w:eastAsia="Calibri" w:hAnsi="Calibri"/>
-          <w:b w:val="1"/>
-          <w:bCs w:val="1"/>
-          <w:sz w:val="22"/>
-          <w:szCs w:val="22"/>
-          <w:rtl w:val="0"/>
-        </w:rPr>
-        <w:t xml:space="preserve">Dott (Portuguese eCommerce Marketplace)  |  Porto, Portugal  |  Dec 2019 – Oct 2022</w:t>
-      </w:r>
-      <w:r>
-        <w:rPr>
-          <w:rtl w:val="0"/>
-        </w:rPr>
-      </w:r>
-    </w:p>
-    <w:p>
-      <w:pPr>
-        <w:spacing w:after="80" w:lineRule="auto"/>
-        <w:rPr/>
-      </w:pPr>
-      <w:r>
-        <w:rPr>
-          <w:i w:val="1"/>
-          <w:iCs w:val="1"/>
-          <w:color w:val="505050"/>
-          <w:sz w:val="19"/>
-          <w:szCs w:val="19"/>
-          <w:rtl w:val="0"/>
-        </w:rPr>
-        <w:t xml:space="preserve">Dott was a Portuguese e-commerce marketplace platform, a joint venture between Worten (Portugal's largest electronics retailer, part of Sonae Group) and CTT-Correios de Portugal (national postal service). The platform connected consumers with retailers across multiple categories.</w:t>
-        <w:br w:type="textWrapping"/>
-        <w:br w:type="textWrapping"/>
-      </w:r>
-      <w:r>
-        <w:rPr>
-          <w:rtl w:val="0"/>
-        </w:rPr>
-      </w:r>
-    </w:p>
-    <w:p>
-      <w:pPr>
-        <w:rPr/>
-      </w:pPr>
-      <w:r>
-        <w:rPr>
-          <w:rtl w:val="0"/>
-        </w:rPr>
-      </w:r>
-    </w:p>
-    <w:p>
-      <w:pPr>
-        <w:keepNext w:val="0"/>
-        <w:keepLines w:val="0"/>
-        <w:pageBreakBefore w:val="0"/>
-        <w:widowControl w:val="1"/>
-        <w:numPr>
-          <w:ilvl w:val="0"/>
-          <w:numId w:val="1"/>
-        </w:numPr>
-        <w:pBdr>
-          <w:top w:space="0" w:sz="0" w:val="nil"/>
-          <w:left w:space="0" w:sz="0" w:val="nil"/>
-          <w:bottom w:space="0" w:sz="0" w:val="nil"/>
-          <w:right w:space="0" w:sz="0" w:val="nil"/>
-          <w:between w:space="0" w:sz="0" w:val="nil"/>
-        </w:pBdr>
-        <w:shd w:fill="auto" w:val="clear"/>
-        <w:spacing w:after="0" w:before="0" w:line="240" w:lineRule="auto"/>
-        <w:ind w:left="720" w:right="0" w:hanging="360"/>
-        <w:jc w:val="left"/>
-        <w:rPr/>
-      </w:pPr>
-      <w:r>
-        <w:rPr>
-          <w:rFonts w:ascii="Calibri" w:cs="Calibri" w:eastAsia="Calibri" w:hAnsi="Calibri"/>
-          <w:b w:val="0"/>
-          <w:bCs w:val="0"/>
-          <w:i w:val="0"/>
-          <w:iCs w:val="0"/>
-          <w:smallCaps w:val="0"/>
-          <w:strike w:val="0"/>
-          <w:color w:val="000000"/>
-          <w:sz w:val="22"/>
-          <w:szCs w:val="22"/>
-          <w:u w:val="none"/>
-          <w:shd w:fill="auto" w:val="clear"/>
-          <w:vertAlign w:val="baseline"/>
-          <w:rtl w:val="0"/>
-        </w:rPr>
-        <w:t xml:space="preserve">Integrated 3 payment methods (Apple Pay, Google Pay, alternative payment gateway), now representing &gt;30% of total transaction volume</w:t>
-      </w:r>
-    </w:p>
-    <w:p>
-      <w:pPr>
-        <w:keepNext w:val="0"/>
-        <w:keepLines w:val="0"/>
-        <w:pageBreakBefore w:val="0"/>
-        <w:widowControl w:val="1"/>
-        <w:numPr>
-          <w:ilvl w:val="0"/>
-          <w:numId w:val="1"/>
-        </w:numPr>
-        <w:pBdr>
-          <w:top w:space="0" w:sz="0" w:val="nil"/>
-          <w:left w:space="0" w:sz="0" w:val="nil"/>
-          <w:bottom w:space="0" w:sz="0" w:val="nil"/>
-          <w:right w:space="0" w:sz="0" w:val="nil"/>
-          <w:between w:space="0" w:sz="0" w:val="nil"/>
-        </w:pBdr>
-        <w:shd w:fill="auto" w:val="clear"/>
-        <w:spacing w:after="0" w:before="0" w:line="240" w:lineRule="auto"/>
-        <w:ind w:left="720" w:right="0" w:hanging="360"/>
-        <w:jc w:val="left"/>
-        <w:rPr/>
-      </w:pPr>
-      <w:r>
-        <w:rPr>
-          <w:rFonts w:ascii="Calibri" w:cs="Calibri" w:eastAsia="Calibri" w:hAnsi="Calibri"/>
-          <w:b w:val="0"/>
-          <w:bCs w:val="0"/>
-          <w:i w:val="0"/>
-          <w:iCs w:val="0"/>
-          <w:smallCaps w:val="0"/>
-          <w:strike w:val="0"/>
-          <w:color w:val="000000"/>
-          <w:sz w:val="20"/>
-          <w:szCs w:val="20"/>
-          <w:u w:val="none"/>
-          <w:shd w:fill="auto" w:val="clear"/>
-          <w:vertAlign w:val="baseline"/>
-          <w:rtl w:val="0"/>
-        </w:rPr>
-        <w:t xml:space="preserve">Launched digital wallet with tiered cashback incentives designed to drive repeat purchases: customers earned cashback based on spend tiers but would lose rewards if they didn't repurchase within timeframes. Collaborated with Marketing and Data Science to model incentive structures and optimize unit economics, increasing repurchase rate by 4%</w:t>
-      </w:r>
-      <w:r>
-        <w:rPr>
-          <w:rtl w:val="0"/>
-        </w:rPr>
-      </w:r>
-    </w:p>
-    <w:p>
-      <w:pPr>
-        <w:keepNext w:val="0"/>
-        <w:keepLines w:val="0"/>
-        <w:pageBreakBefore w:val="0"/>
-        <w:widowControl w:val="1"/>
-        <w:numPr>
-          <w:ilvl w:val="0"/>
-          <w:numId w:val="1"/>
-        </w:numPr>
-        <w:pBdr>
-          <w:top w:space="0" w:sz="0" w:val="nil"/>
-          <w:left w:space="0" w:sz="0" w:val="nil"/>
-          <w:bottom w:space="0" w:sz="0" w:val="nil"/>
-          <w:right w:space="0" w:sz="0" w:val="nil"/>
-          <w:between w:space="0" w:sz="0" w:val="nil"/>
-        </w:pBdr>
-        <w:shd w:fill="auto" w:val="clear"/>
-        <w:spacing w:after="0" w:before="0" w:line="240" w:lineRule="auto"/>
-        <w:ind w:left="720" w:right="0" w:hanging="360"/>
-        <w:jc w:val="left"/>
-        <w:rPr/>
-      </w:pPr>
-      <w:r>
-        <w:rPr>
-          <w:rFonts w:ascii="Calibri" w:cs="Calibri" w:eastAsia="Calibri" w:hAnsi="Calibri"/>
-          <w:b w:val="0"/>
-          <w:bCs w:val="0"/>
-          <w:i w:val="0"/>
-          <w:iCs w:val="0"/>
-          <w:smallCaps w:val="0"/>
-          <w:strike w:val="0"/>
-          <w:color w:val="000000"/>
-          <w:sz w:val="22"/>
-          <w:szCs w:val="22"/>
-          <w:u w:val="none"/>
-          <w:shd w:fill="auto" w:val="clear"/>
-          <w:vertAlign w:val="baseline"/>
-          <w:rtl w:val="0"/>
-        </w:rPr>
-        <w:t xml:space="preserve">Evangelized and implemented Headless CMS architecture, reducing content deployment time by 60% and enabling personalized experiences at scale</w:t>
-      </w:r>
-    </w:p>
-    <w:p>
-      <w:pPr>
-        <w:keepNext w:val="0"/>
-        <w:keepLines w:val="0"/>
-        <w:pageBreakBefore w:val="0"/>
-        <w:widowControl w:val="1"/>
-        <w:numPr>
-          <w:ilvl w:val="0"/>
-          <w:numId w:val="1"/>
-        </w:numPr>
-        <w:pBdr>
-          <w:top w:space="0" w:sz="0" w:val="nil"/>
-          <w:left w:space="0" w:sz="0" w:val="nil"/>
-          <w:bottom w:space="0" w:sz="0" w:val="nil"/>
-          <w:right w:space="0" w:sz="0" w:val="nil"/>
-          <w:between w:space="0" w:sz="0" w:val="nil"/>
-        </w:pBdr>
-        <w:shd w:fill="auto" w:val="clear"/>
-        <w:spacing w:after="0" w:before="0" w:line="240" w:lineRule="auto"/>
-        <w:ind w:left="720" w:right="0" w:hanging="360"/>
-        <w:jc w:val="left"/>
-        <w:rPr/>
-      </w:pPr>
-      <w:r>
-        <w:rPr>
-          <w:rFonts w:ascii="Calibri" w:cs="Calibri" w:eastAsia="Calibri" w:hAnsi="Calibri"/>
-          <w:b w:val="0"/>
-          <w:bCs w:val="0"/>
-          <w:i w:val="0"/>
-          <w:iCs w:val="0"/>
-          <w:smallCaps w:val="0"/>
-          <w:strike w:val="0"/>
-          <w:color w:val="000000"/>
-          <w:sz w:val="22"/>
-          <w:szCs w:val="22"/>
-          <w:u w:val="none"/>
-          <w:shd w:fill="auto" w:val="clear"/>
-          <w:vertAlign w:val="baseline"/>
-          <w:rtl w:val="0"/>
-        </w:rPr>
-        <w:t xml:space="preserve">Prioritized outcome-driven roadmap that delivered 12 major features in 18 months, directly contributing to platform GMV growth while balancing seller and buyer needs across 50+ retail partners</w:t>
-      </w:r>
-    </w:p>
-    <w:p>
-      <w:pPr>
-        <w:keepNext w:val="0"/>
-        <w:keepLines w:val="0"/>
-        <w:pageBreakBefore w:val="0"/>
-        <w:widowControl w:val="1"/>
-        <w:numPr>
-          <w:ilvl w:val="0"/>
-          <w:numId w:val="1"/>
-        </w:numPr>
-        <w:pBdr>
-          <w:top w:space="0" w:sz="0" w:val="nil"/>
-          <w:left w:space="0" w:sz="0" w:val="nil"/>
-          <w:bottom w:space="0" w:sz="0" w:val="nil"/>
-          <w:right w:space="0" w:sz="0" w:val="nil"/>
-          <w:between w:space="0" w:sz="0" w:val="nil"/>
-        </w:pBdr>
-        <w:shd w:fill="auto" w:val="clear"/>
-        <w:spacing w:after="180" w:before="0" w:line="240" w:lineRule="auto"/>
-        <w:ind w:left="720" w:right="0" w:hanging="360"/>
-        <w:jc w:val="left"/>
-        <w:rPr/>
-      </w:pPr>
-      <w:r>
-        <w:rPr>
-          <w:rFonts w:ascii="Calibri" w:cs="Calibri" w:eastAsia="Calibri" w:hAnsi="Calibri"/>
-          <w:b w:val="0"/>
-          <w:bCs w:val="0"/>
-          <w:i w:val="0"/>
-          <w:iCs w:val="0"/>
-          <w:smallCaps w:val="0"/>
-          <w:strike w:val="0"/>
-          <w:color w:val="000000"/>
-          <w:sz w:val="22"/>
-          <w:szCs w:val="22"/>
-          <w:u w:val="none"/>
-          <w:shd w:fill="auto" w:val="clear"/>
-          <w:vertAlign w:val="baseline"/>
-          <w:rtl w:val="0"/>
-        </w:rPr>
-        <w:t xml:space="preserve">Increased sprint velocity by 30% over 6 months (measured via story points delivered per sprint) by restructuring ceremonies, introducing async standups, and eliminating cross-team dependency bottlenecks</w:t>
-      </w:r>
-    </w:p>
-    <w:p>
-      <w:pPr>
-        <w:spacing w:after="60" w:before="120" w:lineRule="auto"/>
-        <w:rPr/>
-      </w:pPr>
-      <w:r>
-        <w:rPr>
-          <w:rFonts w:ascii="Calibri" w:cs="Calibri" w:eastAsia="Calibri" w:hAnsi="Calibri"/>
-          <w:b w:val="1"/>
-          <w:bCs w:val="1"/>
-          <w:color w:val="2e75b5"/>
-          <w:sz w:val="24"/>
-          <w:szCs w:val="24"/>
-          <w:rtl w:val="0"/>
-        </w:rPr>
-        <w:t xml:space="preserve">Ecommerce Agile Delivery Manager</w:t>
-      </w:r>
-      <w:r>
-        <w:rPr>
-          <w:rtl w:val="0"/>
-        </w:rPr>
-      </w:r>
-    </w:p>
-    <w:p>
-      <w:pPr>
-        <w:spacing w:after="100" w:lineRule="auto"/>
-        <w:rPr/>
-      </w:pPr>
-      <w:r>
-        <w:rPr>
-          <w:i w:val="1"/>
-          <w:iCs w:val="1"/>
-          <w:color w:val="505050"/>
-          <w:sz w:val="19"/>
-          <w:szCs w:val="19"/>
-          <w:rtl w:val="0"/>
-        </w:rPr>
-        <w:t xml:space="preserve">Nestlé (Fortune 500)  |  Barcelona, Spain  |  Nov 2017 – Nov 2018</w:t>
-        <w:br w:type="textWrapping"/>
-        <w:t xml:space="preserve">Nestlé is a Fortune 500 global food and beverage leader (CHF 93B revenue). Nescafé Dolce Gusto is a premium coffee machine brand with direct-to-consumer eCommerce operations across 40+ markets worldwide.</w:t>
-        <w:br w:type="textWrapping"/>
-      </w:r>
-      <w:r>
-        <w:rPr>
-          <w:rtl w:val="0"/>
-        </w:rPr>
-      </w:r>
-    </w:p>
-    <w:p>
-      <w:pPr>
-        <w:rPr/>
-      </w:pPr>
-      <w:r>
-        <w:rPr>
-          <w:rtl w:val="0"/>
-        </w:rPr>
-      </w:r>
-    </w:p>
-    <w:p>
-      <w:pPr>
-        <w:keepNext w:val="0"/>
-        <w:keepLines w:val="0"/>
-        <w:pageBreakBefore w:val="0"/>
-        <w:widowControl w:val="1"/>
-        <w:numPr>
-          <w:ilvl w:val="0"/>
-          <w:numId w:val="1"/>
-        </w:numPr>
-        <w:pBdr>
-          <w:top w:space="0" w:sz="0" w:val="nil"/>
-          <w:left w:space="0" w:sz="0" w:val="nil"/>
-          <w:bottom w:space="0" w:sz="0" w:val="nil"/>
-          <w:right w:space="0" w:sz="0" w:val="nil"/>
-          <w:between w:space="0" w:sz="0" w:val="nil"/>
-        </w:pBdr>
-        <w:shd w:fill="auto" w:val="clear"/>
-        <w:spacing w:after="0" w:before="0" w:line="240" w:lineRule="auto"/>
-        <w:ind w:left="720" w:right="0" w:hanging="360"/>
-        <w:jc w:val="left"/>
-        <w:rPr/>
-      </w:pPr>
-      <w:r>
-        <w:rPr>
-          <w:rFonts w:ascii="Calibri" w:cs="Calibri" w:eastAsia="Calibri" w:hAnsi="Calibri"/>
-          <w:b w:val="0"/>
-          <w:bCs w:val="0"/>
-          <w:i w:val="0"/>
-          <w:iCs w:val="0"/>
-          <w:smallCaps w:val="0"/>
-          <w:strike w:val="0"/>
-          <w:color w:val="000000"/>
-          <w:sz w:val="22"/>
-          <w:szCs w:val="22"/>
-          <w:u w:val="none"/>
-          <w:shd w:fill="auto" w:val="clear"/>
-          <w:vertAlign w:val="baseline"/>
-          <w:rtl w:val="0"/>
-        </w:rPr>
-        <w:t xml:space="preserve">Unified fragmented market roadmaps into a single global product strategy for Nescafé Dolce Gusto eCommerce, reducing duplicate development efforts and accelerating feature rollout across 40+ markets</w:t>
-      </w:r>
-    </w:p>
-    <w:p>
-      <w:pPr>
-        <w:keepNext w:val="0"/>
-        <w:keepLines w:val="0"/>
-        <w:pageBreakBefore w:val="0"/>
-        <w:widowControl w:val="1"/>
-        <w:numPr>
-          <w:ilvl w:val="0"/>
-          <w:numId w:val="1"/>
-        </w:numPr>
-        <w:pBdr>
-          <w:top w:space="0" w:sz="0" w:val="nil"/>
-          <w:left w:space="0" w:sz="0" w:val="nil"/>
-          <w:bottom w:space="0" w:sz="0" w:val="nil"/>
-          <w:right w:space="0" w:sz="0" w:val="nil"/>
-          <w:between w:space="0" w:sz="0" w:val="nil"/>
-        </w:pBdr>
-        <w:shd w:fill="auto" w:val="clear"/>
-        <w:spacing w:after="0" w:before="0" w:line="240" w:lineRule="auto"/>
-        <w:ind w:left="720" w:right="0" w:hanging="360"/>
-        <w:jc w:val="left"/>
-        <w:rPr/>
-      </w:pPr>
-      <w:r>
-        <w:rPr>
-          <w:rFonts w:ascii="Calibri" w:cs="Calibri" w:eastAsia="Calibri" w:hAnsi="Calibri"/>
-          <w:b w:val="0"/>
-          <w:bCs w:val="0"/>
-          <w:i w:val="0"/>
-          <w:iCs w:val="0"/>
-          <w:smallCaps w:val="0"/>
-          <w:strike w:val="0"/>
-          <w:color w:val="000000"/>
-          <w:sz w:val="22"/>
-          <w:szCs w:val="22"/>
-          <w:u w:val="none"/>
-          <w:shd w:fill="auto" w:val="clear"/>
-          <w:vertAlign w:val="baseline"/>
-          <w:rtl w:val="0"/>
-        </w:rPr>
-        <w:t xml:space="preserve">Transformed delivery process from 1 release/year to 1 release/month, dramatically increasing agility and time-to-market</w:t>
-      </w:r>
-    </w:p>
-    <w:p>
-      <w:pPr>
-        <w:keepNext w:val="0"/>
-        <w:keepLines w:val="0"/>
-        <w:pageBreakBefore w:val="0"/>
-        <w:widowControl w:val="1"/>
-        <w:numPr>
-          <w:ilvl w:val="0"/>
-          <w:numId w:val="1"/>
-        </w:numPr>
-        <w:pBdr>
-          <w:top w:space="0" w:sz="0" w:val="nil"/>
-          <w:left w:space="0" w:sz="0" w:val="nil"/>
-          <w:bottom w:space="0" w:sz="0" w:val="nil"/>
-          <w:right w:space="0" w:sz="0" w:val="nil"/>
-          <w:between w:space="0" w:sz="0" w:val="nil"/>
-        </w:pBdr>
-        <w:shd w:fill="auto" w:val="clear"/>
-        <w:spacing w:after="0" w:before="0" w:line="240" w:lineRule="auto"/>
-        <w:ind w:left="720" w:right="0" w:hanging="360"/>
-        <w:jc w:val="left"/>
-        <w:rPr/>
-      </w:pPr>
-      <w:r>
-        <w:rPr>
-          <w:rFonts w:ascii="Calibri" w:cs="Calibri" w:eastAsia="Calibri" w:hAnsi="Calibri"/>
-          <w:b w:val="0"/>
-          <w:bCs w:val="0"/>
-          <w:i w:val="0"/>
-          <w:iCs w:val="0"/>
-          <w:smallCaps w:val="0"/>
-          <w:strike w:val="0"/>
-          <w:color w:val="000000"/>
-          <w:sz w:val="22"/>
-          <w:szCs w:val="22"/>
-          <w:u w:val="none"/>
-          <w:shd w:fill="auto" w:val="clear"/>
-          <w:vertAlign w:val="baseline"/>
-          <w:rtl w:val="0"/>
-        </w:rPr>
-        <w:t xml:space="preserve">Coordinated 3 vendor teams (40 engineers across time zones) to deliver concurrent market launches, shipping mobile app, Salesforce integrations, and loyalty platform on schedule and within budget</w:t>
-      </w:r>
-    </w:p>
-    <w:p>
-      <w:pPr>
-        <w:keepNext w:val="0"/>
-        <w:keepLines w:val="0"/>
-        <w:pageBreakBefore w:val="0"/>
-        <w:widowControl w:val="1"/>
-        <w:numPr>
-          <w:ilvl w:val="0"/>
-          <w:numId w:val="1"/>
-        </w:numPr>
-        <w:pBdr>
-          <w:top w:space="0" w:sz="0" w:val="nil"/>
-          <w:left w:space="0" w:sz="0" w:val="nil"/>
-          <w:bottom w:space="0" w:sz="0" w:val="nil"/>
-          <w:right w:space="0" w:sz="0" w:val="nil"/>
-          <w:between w:space="0" w:sz="0" w:val="nil"/>
-        </w:pBdr>
-        <w:shd w:fill="auto" w:val="clear"/>
-        <w:spacing w:after="180" w:before="0" w:line="240" w:lineRule="auto"/>
-        <w:ind w:left="720" w:right="0" w:hanging="360"/>
-        <w:jc w:val="left"/>
-        <w:rPr/>
-      </w:pPr>
-      <w:r>
-        <w:rPr>
-          <w:rFonts w:ascii="Calibri" w:cs="Calibri" w:eastAsia="Calibri" w:hAnsi="Calibri"/>
-          <w:b w:val="0"/>
-          <w:bCs w:val="0"/>
-          <w:i w:val="0"/>
-          <w:iCs w:val="0"/>
-          <w:smallCaps w:val="0"/>
-          <w:strike w:val="0"/>
-          <w:color w:val="000000"/>
-          <w:sz w:val="22"/>
-          <w:szCs w:val="22"/>
-          <w:u w:val="none"/>
-          <w:shd w:fill="auto" w:val="clear"/>
-          <w:vertAlign w:val="baseline"/>
-          <w:rtl w:val="0"/>
-        </w:rPr>
-        <w:t xml:space="preserve">Delivered 4 critical integrations (mobile app, Salesforce Engage, Salesforce Marketing Cloud, loyalty platform) that enabled personalized marketing automation and increased customer lifetime value tracking across markets</w:t>
+        <w:t xml:space="preserve">oyalty platform) that enabled personalized marketing automation and increased customer lifetime value tracking across markets</w:t>
+      </w:r>
+      <w:r>
+        <w:rPr>
+          <w:rtl w:val="0"/>
+        </w:rPr>
       </w:r>
     </w:p>
     <w:p>
@@ -1264,9 +1545,17 @@
       </w:pPr>
       <w:r>
         <w:rPr>
+          <w:color w:val="1f4e78"/>
+          <w:sz w:val="28"/>
+          <w:szCs w:val="28"/>
           <w:rtl w:val="0"/>
         </w:rPr>
         <w:t xml:space="preserve">EARLIER EXPERIENCE</w:t>
+      </w:r>
+      <w:r>
+        <w:rPr>
+          <w:rtl w:val="0"/>
+        </w:rPr>
       </w:r>
     </w:p>
     <w:p>
